--- a/Received/one/c-1,grammar.docx
+++ b/Received/one/c-1,grammar.docx
@@ -1,38 +1,42 @@
 
 <file path=word/document.xml><?xml version="1.0" encoding="utf-8"?>
-<w:document xmlns:wpc="http://schemas.microsoft.com/office/word/2010/wordprocessingCanvas" xmlns:mc="http://schemas.openxmlformats.org/markup-compatibility/2006" xmlns:o="urn:schemas-microsoft-com:office:office" xmlns:r="http://schemas.openxmlformats.org/officeDocument/2006/relationships" xmlns:m="http://schemas.openxmlformats.org/officeDocument/2006/math" xmlns:v="urn:schemas-microsoft-com:vml" xmlns:wp14="http://schemas.microsoft.com/office/word/2010/wordprocessingDrawing" xmlns:wp="http://schemas.openxmlformats.org/drawingml/2006/wordprocessingDrawing" xmlns:w10="urn:schemas-microsoft-com:office:word" xmlns:w="http://schemas.openxmlformats.org/wordprocessingml/2006/main" xmlns:w14="http://schemas.microsoft.com/office/word/2010/wordml" xmlns:w15="http://schemas.microsoft.com/office/word/2012/wordml" xmlns:wpg="http://schemas.microsoft.com/office/word/2010/wordprocessingGroup" xmlns:wpi="http://schemas.microsoft.com/office/word/2010/wordprocessingInk" xmlns:wne="http://schemas.microsoft.com/office/word/2006/wordml" xmlns:wps="http://schemas.microsoft.com/office/word/2010/wordprocessingShape" mc:Ignorable="w14 w15 wp14">
+<w:document xmlns:wpc="http://schemas.microsoft.com/office/word/2010/wordprocessingCanvas" xmlns:cx="http://schemas.microsoft.com/office/drawing/2014/chartex" xmlns:cx1="http://schemas.microsoft.com/office/drawing/2015/9/8/chartex" xmlns:cx2="http://schemas.microsoft.com/office/drawing/2015/10/21/chartex" xmlns:cx3="http://schemas.microsoft.com/office/drawing/2016/5/9/chartex" xmlns:cx4="http://schemas.microsoft.com/office/drawing/2016/5/10/chartex" xmlns:cx5="http://schemas.microsoft.com/office/drawing/2016/5/11/chartex" xmlns:cx6="http://schemas.microsoft.com/office/drawing/2016/5/12/chartex" xmlns:cx7="http://schemas.microsoft.com/office/drawing/2016/5/13/chartex" xmlns:cx8="http://schemas.microsoft.com/office/drawing/2016/5/14/chartex" xmlns:mc="http://schemas.openxmlformats.org/markup-compatibility/2006" xmlns:aink="http://schemas.microsoft.com/office/drawing/2016/ink" xmlns:am3d="http://schemas.microsoft.com/office/drawing/2017/model3d" xmlns:o="urn:schemas-microsoft-com:office:office" xmlns:oel="http://schemas.microsoft.com/office/2019/extlst" xmlns:r="http://schemas.openxmlformats.org/officeDocument/2006/relationships" xmlns:m="http://schemas.openxmlformats.org/officeDocument/2006/math" xmlns:v="urn:schemas-microsoft-com:vml" xmlns:wp14="http://schemas.microsoft.com/office/word/2010/wordprocessingDrawing" xmlns:wp="http://schemas.openxmlformats.org/drawingml/2006/wordprocessingDrawing" xmlns:w10="urn:schemas-microsoft-com:office:word" xmlns:w="http://schemas.openxmlformats.org/wordprocessingml/2006/main" xmlns:w14="http://schemas.microsoft.com/office/word/2010/wordml" xmlns:w15="http://schemas.microsoft.com/office/word/2012/wordml" xmlns:w16cex="http://schemas.microsoft.com/office/word/2018/wordml/cex" xmlns:w16cid="http://schemas.microsoft.com/office/word/2016/wordml/cid" xmlns:w16="http://schemas.microsoft.com/office/word/2018/wordml" xmlns:w16du="http://schemas.microsoft.com/office/word/2023/wordml/word16du" xmlns:w16sdtdh="http://schemas.microsoft.com/office/word/2020/wordml/sdtdatahash" xmlns:w16sdtfl="http://schemas.microsoft.com/office/word/2024/wordml/sdtformatlock" xmlns:w16se="http://schemas.microsoft.com/office/word/2015/wordml/symex" xmlns:wpg="http://schemas.microsoft.com/office/word/2010/wordprocessingGroup" xmlns:wpi="http://schemas.microsoft.com/office/word/2010/wordprocessingInk" xmlns:wne="http://schemas.microsoft.com/office/word/2006/wordml" xmlns:wps="http://schemas.microsoft.com/office/word/2010/wordprocessingShape" mc:Ignorable="w14 w15 w16se w16cid w16 w16cex w16sdtdh w16sdtfl w16du wp14">
   <w:body>
     <w:p>
       <w:pPr>
         <w:spacing w:after="0" w:line="240" w:lineRule="auto"/>
-        <w:ind w:left="2160"/>
-        <w:rPr>
-          <w:rFonts w:ascii="Times New Roman" w:hAnsi="Times New Roman"/>
+        <w:rPr>
+          <w:rFonts w:ascii="Franklin Gothic Demi" w:hAnsi="Franklin Gothic Demi" w:cs="Times New Roman"/>
+          <w:b/>
+          <w:sz w:val="36"/>
+          <w:szCs w:val="36"/>
+        </w:rPr>
+      </w:pPr>
+      <w:bookmarkStart w:id="0" w:name="_Hlk138315100"/>
+      <w:r>
+        <w:rPr>
+          <w:rFonts w:ascii="Preeti" w:hAnsi="Preeti"/>
           <w:b/>
           <w:bCs/>
-          <w:sz w:val="36"/>
-          <w:szCs w:val="36"/>
-        </w:rPr>
-      </w:pPr>
-      <w:r>
-        <w:rPr>
           <w:noProof/>
+          <w:sz w:val="40"/>
+          <w:szCs w:val="40"/>
         </w:rPr>
         <mc:AlternateContent>
           <mc:Choice Requires="wps">
             <w:drawing>
-              <wp:anchor distT="45720" distB="45720" distL="114300" distR="114300" simplePos="0" relativeHeight="251698176" behindDoc="0" locked="0" layoutInCell="1" allowOverlap="1" wp14:anchorId="3E5CABE8" wp14:editId="043BC584">
+              <wp:anchor distT="45720" distB="45720" distL="114300" distR="114300" simplePos="0" relativeHeight="251705344" behindDoc="0" locked="0" layoutInCell="1" allowOverlap="1" wp14:anchorId="5D28298B" wp14:editId="094EC703">
                 <wp:simplePos x="0" y="0"/>
                 <wp:positionH relativeFrom="column">
-                  <wp:align>right</wp:align>
+                  <wp:posOffset>6119164</wp:posOffset>
                 </wp:positionH>
                 <wp:positionV relativeFrom="paragraph">
-                  <wp:posOffset>9525</wp:posOffset>
+                  <wp:posOffset>-40234</wp:posOffset>
                 </wp:positionV>
-                <wp:extent cx="609600" cy="1404620"/>
-                <wp:effectExtent l="0" t="0" r="0" b="0"/>
+                <wp:extent cx="611327" cy="321869"/>
+                <wp:effectExtent l="0" t="0" r="0" b="2540"/>
                 <wp:wrapNone/>
-                <wp:docPr id="217" name="Text Box 3"/>
+                <wp:docPr id="295400987" name="Text Box 2"/>
                 <wp:cNvGraphicFramePr>
                   <a:graphicFrameLocks xmlns:a="http://schemas.openxmlformats.org/drawingml/2006/main"/>
                 </wp:cNvGraphicFramePr>
@@ -45,7 +49,7 @@
                       <wps:spPr bwMode="auto">
                         <a:xfrm>
                           <a:off x="0" y="0"/>
-                          <a:ext cx="609600" cy="1404620"/>
+                          <a:ext cx="611327" cy="321869"/>
                         </a:xfrm>
                         <a:prstGeom prst="rect">
                           <a:avLst/>
@@ -63,19 +67,29 @@
                           <w:p>
                             <w:r>
                               <w:rPr>
-                                <w:rFonts w:ascii="Times New Roman" w:hAnsi="Times New Roman"/>
+                                <w:rFonts w:ascii="Times New Roman" w:hAnsi="Times New Roman" w:cs="Times New Roman"/>
                                 <w:b/>
                                 <w:bCs/>
-                                <w:sz w:val="28"/>
-                                <w:szCs w:val="28"/>
+                                <w:sz w:val="32"/>
+                                <w:szCs w:val="32"/>
                               </w:rPr>
-                              <w:t xml:space="preserve">D- </w:t>
+                              <w:t>D-</w:t>
+                            </w:r>
+                            <w:r>
+                              <w:rPr>
+                                <w:rFonts w:ascii="Times New Roman" w:hAnsi="Times New Roman" w:cs="Times New Roman"/>
+                                <w:b/>
+                                <w:bCs/>
+                                <w:sz w:val="32"/>
+                                <w:szCs w:val="32"/>
+                              </w:rPr>
+                              <w:t>24</w:t>
                             </w:r>
                           </w:p>
                         </w:txbxContent>
                       </wps:txbx>
                       <wps:bodyPr rot="0" vert="horz" wrap="square" lIns="91440" tIns="45720" rIns="91440" bIns="45720" anchor="t" anchorCtr="0">
-                        <a:spAutoFit/>
+                        <a:noAutofit/>
                       </wps:bodyPr>
                     </wps:wsp>
                   </a:graphicData>
@@ -84,30 +98,40 @@
                   <wp14:pctWidth>0</wp14:pctWidth>
                 </wp14:sizeRelH>
                 <wp14:sizeRelV relativeFrom="margin">
-                  <wp14:pctHeight>20000</wp14:pctHeight>
+                  <wp14:pctHeight>0</wp14:pctHeight>
                 </wp14:sizeRelV>
               </wp:anchor>
             </w:drawing>
           </mc:Choice>
           <mc:Fallback>
             <w:pict>
-              <v:shapetype w14:anchorId="3E5CABE8" id="_x0000_t202" coordsize="21600,21600" o:spt="202" path="m,l,21600r21600,l21600,xe">
+              <v:shapetype w14:anchorId="5D28298B" id="_x0000_t202" coordsize="21600,21600" o:spt="202" path="m,l,21600r21600,l21600,xe">
                 <v:stroke joinstyle="miter"/>
                 <v:path gradientshapeok="t" o:connecttype="rect"/>
               </v:shapetype>
-              <v:shape id="Text Box 3" o:spid="_x0000_s1026" type="#_x0000_t202" style="position:absolute;left:0;text-align:left;margin-left:-3.2pt;margin-top:.75pt;width:48pt;height:110.6pt;z-index:251698176;visibility:visible;mso-wrap-style:square;mso-width-percent:0;mso-height-percent:200;mso-wrap-distance-left:9pt;mso-wrap-distance-top:3.6pt;mso-wrap-distance-right:9pt;mso-wrap-distance-bottom:3.6pt;mso-position-horizontal:right;mso-position-horizontal-relative:text;mso-position-vertical:absolute;mso-position-vertical-relative:text;mso-width-percent:0;mso-height-percent:200;mso-width-relative:margin;mso-height-relative:margin;v-text-anchor:top" o:gfxdata="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" filled="f" stroked="f">
-                <v:textbox style="mso-fit-shape-to-text:t">
+              <v:shape id="Text Box 2" o:spid="_x0000_s1026" type="#_x0000_t202" style="position:absolute;margin-left:481.8pt;margin-top:-3.15pt;width:48.15pt;height:25.35pt;z-index:251705344;visibility:visible;mso-wrap-style:square;mso-width-percent:0;mso-height-percent:0;mso-wrap-distance-left:9pt;mso-wrap-distance-top:3.6pt;mso-wrap-distance-right:9pt;mso-wrap-distance-bottom:3.6pt;mso-position-horizontal:absolute;mso-position-horizontal-relative:text;mso-position-vertical:absolute;mso-position-vertical-relative:text;mso-width-percent:0;mso-height-percent:0;mso-width-relative:margin;mso-height-relative:margin;v-text-anchor:top" o:gfxdata="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" filled="f" stroked="f">
+                <v:textbox>
                   <w:txbxContent>
                     <w:p>
                       <w:r>
                         <w:rPr>
-                          <w:rFonts w:ascii="Times New Roman" w:hAnsi="Times New Roman"/>
+                          <w:rFonts w:ascii="Times New Roman" w:hAnsi="Times New Roman" w:cs="Times New Roman"/>
                           <w:b/>
                           <w:bCs/>
-                          <w:sz w:val="28"/>
-                          <w:szCs w:val="28"/>
+                          <w:sz w:val="32"/>
+                          <w:szCs w:val="32"/>
                         </w:rPr>
-                        <w:t xml:space="preserve">D- </w:t>
+                        <w:t>D-</w:t>
+                      </w:r>
+                      <w:r>
+                        <w:rPr>
+                          <w:rFonts w:ascii="Times New Roman" w:hAnsi="Times New Roman" w:cs="Times New Roman"/>
+                          <w:b/>
+                          <w:bCs/>
+                          <w:sz w:val="32"/>
+                          <w:szCs w:val="32"/>
+                        </w:rPr>
+                        <w:t>24</w:t>
                       </w:r>
                     </w:p>
                   </w:txbxContent>
@@ -119,73 +143,111 @@
       </w:r>
       <w:r>
         <w:rPr>
+          <w:rFonts w:ascii="Times New Roman" w:hAnsi="Times New Roman" w:cs="Times New Roman"/>
           <w:noProof/>
         </w:rPr>
-        <w:drawing>
-          <wp:anchor distT="0" distB="0" distL="114300" distR="114300" simplePos="0" relativeHeight="251697152" behindDoc="0" locked="0" layoutInCell="1" allowOverlap="1" wp14:anchorId="04151174" wp14:editId="374B40F8">
-            <wp:simplePos x="0" y="0"/>
-            <wp:positionH relativeFrom="margin">
-              <wp:align>left</wp:align>
-            </wp:positionH>
-            <wp:positionV relativeFrom="paragraph">
-              <wp:posOffset>-3810</wp:posOffset>
-            </wp:positionV>
-            <wp:extent cx="457200" cy="462915"/>
-            <wp:effectExtent l="0" t="0" r="0" b="0"/>
-            <wp:wrapNone/>
-            <wp:docPr id="64187946" name="Picture 1"/>
-            <wp:cNvGraphicFramePr>
-              <a:graphicFrameLocks xmlns:a="http://schemas.openxmlformats.org/drawingml/2006/main" noChangeAspect="1"/>
-            </wp:cNvGraphicFramePr>
-            <a:graphic xmlns:a="http://schemas.openxmlformats.org/drawingml/2006/main">
-              <a:graphicData uri="http://schemas.openxmlformats.org/drawingml/2006/picture">
-                <pic:pic xmlns:pic="http://schemas.openxmlformats.org/drawingml/2006/picture">
-                  <pic:nvPicPr>
-                    <pic:cNvPr id="0" name="Picture 1"/>
-                    <pic:cNvPicPr>
-                      <a:picLocks noChangeAspect="1" noChangeArrowheads="1"/>
-                    </pic:cNvPicPr>
-                  </pic:nvPicPr>
-                  <pic:blipFill>
-                    <a:blip r:embed="rId7">
-                      <a:extLst>
-                        <a:ext uri="{28A0092B-C50C-407E-A947-70E740481C1C}">
-                          <a14:useLocalDpi xmlns:a14="http://schemas.microsoft.com/office/drawing/2010/main" val="0"/>
-                        </a:ext>
-                      </a:extLst>
-                    </a:blip>
-                    <a:srcRect/>
-                    <a:stretch>
-                      <a:fillRect/>
-                    </a:stretch>
-                  </pic:blipFill>
-                  <pic:spPr bwMode="auto">
-                    <a:xfrm>
-                      <a:off x="0" y="0"/>
-                      <a:ext cx="457200" cy="462915"/>
-                    </a:xfrm>
-                    <a:prstGeom prst="rect">
-                      <a:avLst/>
-                    </a:prstGeom>
-                    <a:noFill/>
-                  </pic:spPr>
-                </pic:pic>
-              </a:graphicData>
-            </a:graphic>
-            <wp14:sizeRelH relativeFrom="margin">
-              <wp14:pctWidth>0</wp14:pctWidth>
-            </wp14:sizeRelH>
-            <wp14:sizeRelV relativeFrom="margin">
-              <wp14:pctHeight>0</wp14:pctHeight>
-            </wp14:sizeRelV>
-          </wp:anchor>
-        </w:drawing>
-      </w:r>
-      <w:r>
-        <w:rPr>
-          <w:rFonts w:ascii="Franklin Gothic Demi" w:hAnsi="Franklin Gothic Demi"/>
-          <w:b/>
-          <w:bCs/>
+        <mc:AlternateContent>
+          <mc:Choice Requires="wps">
+            <w:drawing>
+              <wp:anchor distT="0" distB="0" distL="114300" distR="114300" simplePos="0" relativeHeight="251703296" behindDoc="0" locked="0" layoutInCell="1" allowOverlap="1" wp14:anchorId="5BA03D37" wp14:editId="2D595DF8">
+                <wp:simplePos x="0" y="0"/>
+                <wp:positionH relativeFrom="margin">
+                  <wp:posOffset>0</wp:posOffset>
+                </wp:positionH>
+                <wp:positionV relativeFrom="paragraph">
+                  <wp:posOffset>8087</wp:posOffset>
+                </wp:positionV>
+                <wp:extent cx="479425" cy="584799"/>
+                <wp:effectExtent l="0" t="0" r="0" b="6350"/>
+                <wp:wrapNone/>
+                <wp:docPr id="25" name="Rectangle 1"/>
+                <wp:cNvGraphicFramePr>
+                  <a:graphicFrameLocks xmlns:a="http://schemas.openxmlformats.org/drawingml/2006/main"/>
+                </wp:cNvGraphicFramePr>
+                <a:graphic xmlns:a="http://schemas.openxmlformats.org/drawingml/2006/main">
+                  <a:graphicData uri="http://schemas.microsoft.com/office/word/2010/wordprocessingShape">
+                    <wps:wsp>
+                      <wps:cNvSpPr>
+                        <a:spLocks noChangeArrowheads="1"/>
+                      </wps:cNvSpPr>
+                      <wps:spPr bwMode="auto">
+                        <a:xfrm>
+                          <a:off x="0" y="0"/>
+                          <a:ext cx="479425" cy="584799"/>
+                        </a:xfrm>
+                        <a:prstGeom prst="rect">
+                          <a:avLst/>
+                        </a:prstGeom>
+                        <a:blipFill dpi="0" rotWithShape="1">
+                          <a:blip r:embed="rId7"/>
+                          <a:srcRect/>
+                          <a:stretch>
+                            <a:fillRect/>
+                          </a:stretch>
+                        </a:blipFill>
+                        <a:ln>
+                          <a:noFill/>
+                        </a:ln>
+                        <a:extLst>
+                          <a:ext uri="{91240B29-F687-4F45-9708-019B960494DF}">
+                            <a14:hiddenLine xmlns:a14="http://schemas.microsoft.com/office/drawing/2010/main" w="25400">
+                              <a:solidFill>
+                                <a:srgbClr val="000000"/>
+                              </a:solidFill>
+                              <a:miter lim="800000"/>
+                              <a:headEnd/>
+                              <a:tailEnd/>
+                            </a14:hiddenLine>
+                          </a:ext>
+                        </a:extLst>
+                      </wps:spPr>
+                      <wps:bodyPr rot="0" vert="horz" wrap="square" lIns="91440" tIns="45720" rIns="91440" bIns="45720" anchor="ctr" anchorCtr="0" upright="1">
+                        <a:noAutofit/>
+                      </wps:bodyPr>
+                    </wps:wsp>
+                  </a:graphicData>
+                </a:graphic>
+                <wp14:sizeRelH relativeFrom="margin">
+                  <wp14:pctWidth>0</wp14:pctWidth>
+                </wp14:sizeRelH>
+                <wp14:sizeRelV relativeFrom="margin">
+                  <wp14:pctHeight>0</wp14:pctHeight>
+                </wp14:sizeRelV>
+              </wp:anchor>
+            </w:drawing>
+          </mc:Choice>
+          <mc:Fallback>
+            <w:pict>
+              <v:rect w14:anchorId="1011182B" id="Rectangle 1" o:spid="_x0000_s1026" style="position:absolute;margin-left:0;margin-top:.65pt;width:37.75pt;height:46.05pt;z-index:251703296;visibility:visible;mso-wrap-style:square;mso-width-percent:0;mso-height-percent:0;mso-wrap-distance-left:9pt;mso-wrap-distance-top:0;mso-wrap-distance-right:9pt;mso-wrap-distance-bottom:0;mso-position-horizontal:absolute;mso-position-horizontal-relative:margin;mso-position-vertical:absolute;mso-position-vertical-relative:text;mso-width-percent:0;mso-height-percent:0;mso-width-relative:margin;mso-height-relative:margin;v-text-anchor:middle" o:gfxdata="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" stroked="f" strokeweight="2pt">
+                <v:fill r:id="rId8" o:title="" recolor="t" rotate="t" type="frame"/>
+                <w10:wrap anchorx="margin"/>
+              </v:rect>
+            </w:pict>
+          </mc:Fallback>
+        </mc:AlternateContent>
+      </w:r>
+      <w:r>
+        <w:rPr>
+          <w:rFonts w:ascii="Times New Roman" w:hAnsi="Times New Roman" w:cs="Times New Roman"/>
+          <w:b/>
+          <w:sz w:val="36"/>
+          <w:szCs w:val="36"/>
+        </w:rPr>
+        <w:t xml:space="preserve">                            </w:t>
+      </w:r>
+      <w:r>
+        <w:rPr>
+          <w:rFonts w:ascii="Times New Roman" w:hAnsi="Times New Roman" w:cs="Times New Roman"/>
+          <w:b/>
+          <w:sz w:val="36"/>
+          <w:szCs w:val="36"/>
+        </w:rPr>
+        <w:tab/>
+      </w:r>
+      <w:r>
+        <w:rPr>
+          <w:rFonts w:ascii="Franklin Gothic Demi" w:hAnsi="Franklin Gothic Demi" w:cs="Times New Roman"/>
+          <w:b/>
           <w:sz w:val="36"/>
           <w:szCs w:val="36"/>
         </w:rPr>
@@ -195,83 +257,348 @@
     <w:p>
       <w:pPr>
         <w:spacing w:after="0" w:line="240" w:lineRule="auto"/>
-        <w:rPr>
-          <w:rFonts w:ascii="Times New Roman" w:hAnsi="Times New Roman"/>
-          <w:b/>
-          <w:bCs/>
-          <w:sz w:val="20"/>
-        </w:rPr>
-      </w:pPr>
-      <w:r>
-        <w:rPr>
-          <w:rFonts w:ascii="Times New Roman" w:hAnsi="Times New Roman"/>
-          <w:b/>
-          <w:bCs/>
-          <w:sz w:val="20"/>
-        </w:rPr>
-        <w:t xml:space="preserve">                                                         Ratnanagar-7, Sauraha, Chitwan</w:t>
+        <w:jc w:val="center"/>
+        <w:rPr>
+          <w:rFonts w:ascii="Times New Roman" w:hAnsi="Times New Roman" w:cs="Times New Roman"/>
+          <w:b/>
+          <w:sz w:val="28"/>
+          <w:szCs w:val="28"/>
+        </w:rPr>
+      </w:pPr>
+      <w:r>
+        <w:rPr>
+          <w:rFonts w:ascii="Times New Roman" w:hAnsi="Times New Roman" w:cs="Times New Roman"/>
+          <w:b/>
+          <w:sz w:val="24"/>
+          <w:szCs w:val="24"/>
+        </w:rPr>
+        <w:t>Ratnanagar-7, Sauraha, Chitwan</w:t>
       </w:r>
     </w:p>
     <w:p>
       <w:pPr>
         <w:spacing w:after="0" w:line="240" w:lineRule="auto"/>
-        <w:ind w:left="1440"/>
-        <w:rPr>
-          <w:rFonts w:ascii="Times New Roman" w:hAnsi="Times New Roman"/>
-          <w:b/>
-          <w:bCs/>
-          <w:sz w:val="20"/>
-        </w:rPr>
-      </w:pPr>
-      <w:r>
-        <w:rPr>
-          <w:rFonts w:ascii="Times New Roman" w:hAnsi="Times New Roman"/>
-          <w:b/>
-          <w:bCs/>
+        <w:ind w:hanging="450"/>
+        <w:rPr>
+          <w:rFonts w:ascii="Times New Roman" w:hAnsi="Times New Roman" w:cs="Times New Roman"/>
+          <w:b/>
+          <w:sz w:val="28"/>
+          <w:szCs w:val="28"/>
+        </w:rPr>
+      </w:pPr>
+      <w:r>
+        <w:rPr>
+          <w:rFonts w:ascii="Times New Roman" w:hAnsi="Times New Roman" w:cs="Times New Roman"/>
+          <w:b/>
+          <w:sz w:val="28"/>
+          <w:szCs w:val="28"/>
+        </w:rPr>
+        <w:t xml:space="preserve">       </w:t>
+      </w:r>
+      <w:r>
+        <w:rPr>
+          <w:rFonts w:ascii="Times New Roman" w:hAnsi="Times New Roman" w:cs="Times New Roman"/>
+          <w:b/>
+          <w:sz w:val="28"/>
+          <w:szCs w:val="28"/>
+        </w:rPr>
+        <w:tab/>
+      </w:r>
+      <w:r>
+        <w:rPr>
+          <w:rFonts w:ascii="Times New Roman" w:hAnsi="Times New Roman" w:cs="Times New Roman"/>
+          <w:b/>
+          <w:sz w:val="28"/>
+          <w:szCs w:val="28"/>
+        </w:rPr>
+        <w:tab/>
+      </w:r>
+      <w:r>
+        <w:rPr>
+          <w:rFonts w:ascii="Times New Roman" w:hAnsi="Times New Roman" w:cs="Times New Roman"/>
+          <w:b/>
+          <w:sz w:val="28"/>
+          <w:szCs w:val="28"/>
+        </w:rPr>
+        <w:tab/>
+        <w:t xml:space="preserve"> </w:t>
+      </w:r>
+      <w:r>
+        <w:rPr>
+          <w:rFonts w:ascii="Times New Roman" w:hAnsi="Times New Roman" w:cs="Times New Roman"/>
+          <w:b/>
+          <w:sz w:val="28"/>
+          <w:szCs w:val="28"/>
+        </w:rPr>
+        <w:tab/>
+      </w:r>
+      <w:r>
+        <w:rPr>
+          <w:rFonts w:ascii="Times New Roman" w:hAnsi="Times New Roman" w:cs="Times New Roman"/>
+          <w:b/>
+          <w:sz w:val="28"/>
+          <w:szCs w:val="28"/>
+        </w:rPr>
+        <w:t xml:space="preserve">    </w:t>
+      </w:r>
+      <w:r>
+        <w:rPr>
+          <w:rFonts w:ascii="Times New Roman" w:hAnsi="Times New Roman" w:cs="Times New Roman"/>
+          <w:b/>
+          <w:sz w:val="28"/>
+          <w:szCs w:val="28"/>
+          <w:u w:val="single"/>
+        </w:rPr>
+        <w:t>Third Terminal</w:t>
+      </w:r>
+      <w:r>
+        <w:rPr>
+          <w:rFonts w:ascii="Times New Roman" w:hAnsi="Times New Roman" w:cs="Times New Roman"/>
+          <w:b/>
+          <w:sz w:val="28"/>
+          <w:szCs w:val="28"/>
+          <w:u w:val="single"/>
+        </w:rPr>
+        <w:t xml:space="preserve"> Examination-20</w:t>
+      </w:r>
+      <w:r>
+        <w:rPr>
+          <w:rFonts w:ascii="Times New Roman" w:hAnsi="Times New Roman" w:cs="Times New Roman"/>
+          <w:b/>
+          <w:sz w:val="28"/>
+          <w:szCs w:val="28"/>
+          <w:u w:val="single"/>
+        </w:rPr>
+        <w:t>82</w:t>
+      </w:r>
+      <w:r>
+        <w:rPr>
+          <w:rFonts w:ascii="Times New Roman" w:hAnsi="Times New Roman" w:cs="Times New Roman"/>
+          <w:b/>
+          <w:sz w:val="28"/>
+          <w:szCs w:val="28"/>
+        </w:rPr>
+        <w:tab/>
+      </w:r>
+      <w:r>
+        <w:rPr>
+          <w:rFonts w:ascii="Times New Roman" w:hAnsi="Times New Roman" w:cs="Times New Roman"/>
+          <w:b/>
+          <w:sz w:val="28"/>
+          <w:szCs w:val="28"/>
+        </w:rPr>
+        <w:tab/>
+      </w:r>
+      <w:r>
+        <w:rPr>
+          <w:rFonts w:ascii="Times New Roman" w:hAnsi="Times New Roman" w:cs="Times New Roman"/>
+          <w:b/>
+          <w:sz w:val="28"/>
+          <w:szCs w:val="28"/>
+        </w:rPr>
+        <w:tab/>
+      </w:r>
+      <w:r>
+        <w:rPr>
+          <w:rFonts w:ascii="Times New Roman" w:hAnsi="Times New Roman" w:cs="Times New Roman"/>
+          <w:b/>
+          <w:sz w:val="28"/>
+          <w:szCs w:val="28"/>
+        </w:rPr>
+        <w:tab/>
+      </w:r>
+      <w:r>
+        <w:rPr>
+          <w:rFonts w:ascii="Times New Roman" w:hAnsi="Times New Roman" w:cs="Times New Roman"/>
+          <w:b/>
+          <w:sz w:val="28"/>
+          <w:szCs w:val="28"/>
+        </w:rPr>
+        <w:t xml:space="preserve"> </w:t>
+      </w:r>
+    </w:p>
+    <w:p>
+      <w:pPr>
+        <w:pBdr>
+          <w:bottom w:val="double" w:sz="6" w:space="0" w:color="auto"/>
+        </w:pBdr>
+        <w:spacing w:after="0" w:line="240" w:lineRule="auto"/>
+        <w:rPr>
+          <w:rFonts w:ascii="Times New Roman" w:hAnsi="Times New Roman" w:cs="Times New Roman"/>
+          <w:b/>
+          <w:sz w:val="28"/>
+          <w:szCs w:val="28"/>
+        </w:rPr>
+      </w:pPr>
+      <w:r>
+        <w:rPr>
+          <w:rFonts w:ascii="Times New Roman" w:hAnsi="Times New Roman" w:cs="Times New Roman"/>
+          <w:b/>
+          <w:sz w:val="28"/>
+          <w:szCs w:val="28"/>
+        </w:rPr>
+        <w:t>Class:</w:t>
+      </w:r>
+      <w:r>
+        <w:rPr>
+          <w:rFonts w:ascii="Times New Roman" w:hAnsi="Times New Roman" w:cs="Times New Roman"/>
+          <w:b/>
+          <w:sz w:val="28"/>
+          <w:szCs w:val="28"/>
+        </w:rPr>
+        <w:t xml:space="preserve"> One</w:t>
+      </w:r>
+      <w:r>
+        <w:rPr>
+          <w:rFonts w:ascii="Times New Roman" w:hAnsi="Times New Roman" w:cs="Times New Roman"/>
+          <w:b/>
+          <w:sz w:val="28"/>
+          <w:szCs w:val="28"/>
+        </w:rPr>
+        <w:tab/>
+      </w:r>
+      <w:r>
+        <w:rPr>
+          <w:rFonts w:ascii="Times New Roman" w:hAnsi="Times New Roman" w:cs="Times New Roman"/>
+          <w:b/>
+          <w:sz w:val="28"/>
+          <w:szCs w:val="28"/>
+        </w:rPr>
+        <w:tab/>
+        <w:t xml:space="preserve">       </w:t>
+      </w:r>
+      <w:r>
+        <w:rPr>
+          <w:rFonts w:ascii="Times New Roman" w:hAnsi="Times New Roman" w:cs="Times New Roman"/>
+          <w:b/>
+          <w:sz w:val="28"/>
+          <w:szCs w:val="28"/>
+        </w:rPr>
+        <w:t xml:space="preserve">    </w:t>
+      </w:r>
+      <w:r>
+        <w:rPr>
+          <w:rFonts w:ascii="Times New Roman" w:hAnsi="Times New Roman" w:cs="Times New Roman"/>
+          <w:b/>
+          <w:sz w:val="28"/>
+          <w:szCs w:val="28"/>
+        </w:rPr>
+        <w:tab/>
+      </w:r>
+      <w:r>
+        <w:rPr>
+          <w:rFonts w:ascii="Times New Roman" w:hAnsi="Times New Roman" w:cs="Times New Roman"/>
+          <w:b/>
+          <w:sz w:val="28"/>
+          <w:szCs w:val="28"/>
+        </w:rPr>
+        <w:tab/>
+      </w:r>
+      <w:r>
+        <w:rPr>
+          <w:rFonts w:ascii="Times New Roman" w:hAnsi="Times New Roman" w:cs="Times New Roman"/>
+          <w:b/>
           <w:sz w:val="24"/>
           <w:szCs w:val="24"/>
         </w:rPr>
-        <w:t xml:space="preserve">                 </w:t>
-      </w:r>
-      <w:r>
-        <w:rPr>
-          <w:rFonts w:ascii="Times New Roman" w:hAnsi="Times New Roman"/>
-          <w:b/>
-          <w:bCs/>
+        <w:t>Time: -</w:t>
+      </w:r>
+      <w:r>
+        <w:rPr>
+          <w:rFonts w:ascii="Times New Roman" w:hAnsi="Times New Roman" w:cs="Times New Roman"/>
+          <w:b/>
           <w:sz w:val="24"/>
           <w:szCs w:val="24"/>
         </w:rPr>
-        <w:tab/>
-      </w:r>
-      <w:r>
-        <w:rPr>
-          <w:rFonts w:ascii="Times New Roman" w:hAnsi="Times New Roman"/>
-          <w:b/>
-          <w:bCs/>
+        <w:t xml:space="preserve"> </w:t>
+      </w:r>
+      <w:r>
+        <w:rPr>
+          <w:rFonts w:ascii="Times New Roman" w:hAnsi="Times New Roman" w:cs="Times New Roman"/>
+          <w:b/>
           <w:sz w:val="24"/>
           <w:szCs w:val="24"/>
         </w:rPr>
-        <w:t xml:space="preserve"> </w:t>
-      </w:r>
-      <w:r>
-        <w:rPr>
-          <w:rFonts w:ascii="Times New Roman" w:hAnsi="Times New Roman"/>
-          <w:b/>
-          <w:bCs/>
+        <w:t>1</w:t>
+      </w:r>
+      <w:r>
+        <w:rPr>
+          <w:rFonts w:ascii="Times New Roman" w:hAnsi="Times New Roman" w:cs="Times New Roman"/>
+          <w:b/>
           <w:sz w:val="24"/>
           <w:szCs w:val="24"/>
-          <w:u w:val="single"/>
-        </w:rPr>
-        <w:t>Third Terminal</w:t>
-      </w:r>
-      <w:r>
-        <w:rPr>
-          <w:rFonts w:ascii="Times New Roman" w:hAnsi="Times New Roman"/>
-          <w:b/>
-          <w:bCs/>
+        </w:rPr>
+        <w:t xml:space="preserve"> hr.</w:t>
+      </w:r>
+      <w:r>
+        <w:rPr>
+          <w:rFonts w:ascii="Times New Roman" w:hAnsi="Times New Roman" w:cs="Times New Roman"/>
+          <w:b/>
           <w:sz w:val="24"/>
           <w:szCs w:val="24"/>
-          <w:u w:val="single"/>
+        </w:rPr>
+        <w:tab/>
+      </w:r>
+      <w:r>
+        <w:rPr>
+          <w:rFonts w:ascii="Times New Roman" w:hAnsi="Times New Roman" w:cs="Times New Roman"/>
+          <w:b/>
+          <w:sz w:val="24"/>
+          <w:szCs w:val="24"/>
+        </w:rPr>
+        <w:tab/>
+      </w:r>
+      <w:r>
+        <w:rPr>
+          <w:rFonts w:ascii="Times New Roman" w:hAnsi="Times New Roman" w:cs="Times New Roman"/>
+          <w:b/>
+          <w:sz w:val="24"/>
+          <w:szCs w:val="24"/>
+        </w:rPr>
+        <w:tab/>
+      </w:r>
+      <w:r>
+        <w:rPr>
+          <w:rFonts w:ascii="Times New Roman" w:hAnsi="Times New Roman" w:cs="Times New Roman"/>
+          <w:b/>
+          <w:sz w:val="24"/>
+          <w:szCs w:val="24"/>
+        </w:rPr>
+        <w:tab/>
+      </w:r>
+      <w:r>
+        <w:rPr>
+          <w:rFonts w:ascii="Times New Roman" w:hAnsi="Times New Roman" w:cs="Times New Roman"/>
+          <w:b/>
+          <w:sz w:val="24"/>
+          <w:szCs w:val="24"/>
+        </w:rPr>
+        <w:tab/>
+      </w:r>
+      <w:r>
+        <w:rPr>
+          <w:rFonts w:ascii="Times New Roman" w:hAnsi="Times New Roman" w:cs="Times New Roman"/>
+          <w:b/>
+          <w:sz w:val="24"/>
+          <w:szCs w:val="24"/>
+        </w:rPr>
+        <w:tab/>
+      </w:r>
+      <w:r>
+        <w:rPr>
+          <w:rFonts w:ascii="Times New Roman" w:hAnsi="Times New Roman" w:cs="Times New Roman"/>
+          <w:b/>
+          <w:sz w:val="28"/>
+          <w:szCs w:val="28"/>
+        </w:rPr>
+        <w:t>F.M.:</w:t>
+      </w:r>
+      <w:r>
+        <w:rPr>
+          <w:rFonts w:ascii="Times New Roman" w:hAnsi="Times New Roman" w:cs="Times New Roman"/>
+          <w:b/>
+          <w:sz w:val="28"/>
+          <w:szCs w:val="28"/>
         </w:rPr>
         <w:t xml:space="preserve"> </w:t>
       </w:r>
@@ -279,327 +606,452 @@
         <w:rPr>
           <w:rFonts w:ascii="Times New Roman" w:hAnsi="Times New Roman" w:cs="Times New Roman"/>
           <w:b/>
-          <w:bCs/>
-          <w:szCs w:val="18"/>
-          <w:u w:val="single"/>
-        </w:rPr>
-        <w:t>Examination-2082</w:t>
+          <w:sz w:val="28"/>
+          <w:szCs w:val="28"/>
+        </w:rPr>
+        <w:t>25</w:t>
+      </w:r>
+      <w:r>
+        <w:rPr>
+          <w:rFonts w:ascii="Times New Roman" w:hAnsi="Times New Roman" w:cs="Times New Roman"/>
+          <w:b/>
+          <w:sz w:val="28"/>
+          <w:szCs w:val="28"/>
+        </w:rPr>
+        <w:t xml:space="preserve"> </w:t>
       </w:r>
     </w:p>
     <w:p>
       <w:pPr>
         <w:pBdr>
-          <w:bottom w:val="double" w:sz="6" w:space="1" w:color="auto"/>
+          <w:bottom w:val="double" w:sz="6" w:space="0" w:color="auto"/>
         </w:pBdr>
-        <w:spacing w:after="0" w:line="276" w:lineRule="auto"/>
-        <w:rPr>
-          <w:rFonts w:ascii="Times New Roman" w:hAnsi="Times New Roman"/>
+        <w:spacing w:after="0" w:line="240" w:lineRule="auto"/>
+        <w:rPr>
+          <w:rFonts w:ascii="Times New Roman" w:hAnsi="Times New Roman" w:cs="Times New Roman"/>
+          <w:b/>
+          <w:sz w:val="28"/>
+          <w:szCs w:val="28"/>
+        </w:rPr>
+      </w:pPr>
+      <w:r>
+        <w:rPr>
+          <w:rFonts w:ascii="Times New Roman" w:hAnsi="Times New Roman" w:cs="Times New Roman"/>
+          <w:b/>
+          <w:sz w:val="28"/>
+          <w:szCs w:val="28"/>
+        </w:rPr>
+        <w:t>Sub:</w:t>
+      </w:r>
+      <w:r>
+        <w:rPr>
+          <w:rFonts w:ascii="Times New Roman" w:hAnsi="Times New Roman" w:cs="Times New Roman"/>
+          <w:b/>
+          <w:sz w:val="28"/>
+          <w:szCs w:val="28"/>
+        </w:rPr>
+        <w:t xml:space="preserve"> </w:t>
+      </w:r>
+      <w:r>
+        <w:rPr>
+          <w:rFonts w:ascii="Times New Roman" w:hAnsi="Times New Roman" w:cs="Times New Roman"/>
+          <w:b/>
+          <w:sz w:val="28"/>
+          <w:szCs w:val="28"/>
+        </w:rPr>
+        <w:t>Eng II</w:t>
+      </w:r>
+    </w:p>
+    <w:tbl>
+      <w:tblPr>
+        <w:tblStyle w:val="TableGrid"/>
+        <w:tblW w:w="10492" w:type="dxa"/>
+        <w:tblInd w:w="108" w:type="dxa"/>
+        <w:tblLook w:val="04A0" w:firstRow="1" w:lastRow="0" w:firstColumn="1" w:lastColumn="0" w:noHBand="0" w:noVBand="1"/>
+      </w:tblPr>
+      <w:tblGrid>
+        <w:gridCol w:w="10492"/>
+      </w:tblGrid>
+      <w:tr>
+        <w:trPr>
+          <w:trHeight w:val="606"/>
+        </w:trPr>
+        <w:tc>
+          <w:tcPr>
+            <w:tcW w:w="10492" w:type="dxa"/>
+          </w:tcPr>
+          <w:p>
+            <w:pPr>
+              <w:spacing w:before="120"/>
+              <w:ind w:right="-653"/>
+              <w:rPr>
+                <w:rFonts w:ascii="Times New Roman" w:hAnsi="Times New Roman" w:cs="Times New Roman"/>
+                <w:b/>
+                <w:sz w:val="28"/>
+                <w:szCs w:val="28"/>
+              </w:rPr>
+            </w:pPr>
+            <w:r>
+              <w:rPr>
+                <w:rFonts w:ascii="Times New Roman" w:hAnsi="Times New Roman" w:cs="Times New Roman"/>
+                <w:b/>
+                <w:sz w:val="28"/>
+                <w:szCs w:val="28"/>
+              </w:rPr>
+              <w:t>N</w:t>
+            </w:r>
+            <w:r>
+              <w:rPr>
+                <w:rFonts w:ascii="Times New Roman" w:hAnsi="Times New Roman" w:cs="Times New Roman"/>
+                <w:b/>
+                <w:sz w:val="28"/>
+                <w:szCs w:val="28"/>
+              </w:rPr>
+              <w:t>ame</w:t>
+            </w:r>
+            <w:r>
+              <w:rPr>
+                <w:rFonts w:ascii="Times New Roman" w:hAnsi="Times New Roman" w:cs="Times New Roman"/>
+                <w:b/>
+                <w:sz w:val="28"/>
+                <w:szCs w:val="28"/>
+              </w:rPr>
+              <w:t xml:space="preserve">:                                                        </w:t>
+            </w:r>
+            <w:r>
+              <w:rPr>
+                <w:rFonts w:ascii="Times New Roman" w:hAnsi="Times New Roman" w:cs="Times New Roman"/>
+                <w:b/>
+                <w:sz w:val="28"/>
+                <w:szCs w:val="28"/>
+              </w:rPr>
+              <w:t xml:space="preserve">                  </w:t>
+            </w:r>
+            <w:r>
+              <w:rPr>
+                <w:rFonts w:ascii="Times New Roman" w:hAnsi="Times New Roman" w:cs="Times New Roman"/>
+                <w:b/>
+                <w:sz w:val="28"/>
+                <w:szCs w:val="28"/>
+              </w:rPr>
+              <w:t xml:space="preserve">  Roll No.:           Sec.:                                    </w:t>
+            </w:r>
+          </w:p>
+        </w:tc>
+      </w:tr>
+      <w:tr>
+        <w:trPr>
+          <w:trHeight w:val="1070"/>
+        </w:trPr>
+        <w:tc>
+          <w:tcPr>
+            <w:tcW w:w="10492" w:type="dxa"/>
+          </w:tcPr>
+          <w:p>
+            <w:pPr>
+              <w:ind w:left="180" w:firstLine="360"/>
+              <w:rPr>
+                <w:rFonts w:ascii="Times New Roman" w:hAnsi="Times New Roman" w:cs="Times New Roman"/>
+                <w:b/>
+                <w:sz w:val="28"/>
+                <w:szCs w:val="28"/>
+              </w:rPr>
+            </w:pPr>
+            <w:r>
+              <w:rPr>
+                <w:rFonts w:ascii="Times New Roman" w:hAnsi="Times New Roman" w:cs="Times New Roman"/>
+                <w:noProof/>
+              </w:rPr>
+              <mc:AlternateContent>
+                <mc:Choice Requires="wps">
+                  <w:drawing>
+                    <wp:anchor distT="0" distB="0" distL="114300" distR="114300" simplePos="0" relativeHeight="251704320" behindDoc="0" locked="0" layoutInCell="1" allowOverlap="1" wp14:anchorId="5876B7A7" wp14:editId="5D706339">
+                      <wp:simplePos x="0" y="0"/>
+                      <wp:positionH relativeFrom="column">
+                        <wp:posOffset>5427345</wp:posOffset>
+                      </wp:positionH>
+                      <wp:positionV relativeFrom="paragraph">
+                        <wp:posOffset>103505</wp:posOffset>
+                      </wp:positionV>
+                      <wp:extent cx="1095375" cy="436245"/>
+                      <wp:effectExtent l="19050" t="19050" r="28575" b="20955"/>
+                      <wp:wrapNone/>
+                      <wp:docPr id="8" name="Rectangle 2"/>
+                      <wp:cNvGraphicFramePr>
+                        <a:graphicFrameLocks xmlns:a="http://schemas.openxmlformats.org/drawingml/2006/main"/>
+                      </wp:cNvGraphicFramePr>
+                      <a:graphic xmlns:a="http://schemas.openxmlformats.org/drawingml/2006/main">
+                        <a:graphicData uri="http://schemas.microsoft.com/office/word/2010/wordprocessingShape">
+                          <wps:wsp>
+                            <wps:cNvSpPr>
+                              <a:spLocks/>
+                            </wps:cNvSpPr>
+                            <wps:spPr>
+                              <a:xfrm>
+                                <a:off x="0" y="0"/>
+                                <a:ext cx="1095375" cy="436245"/>
+                              </a:xfrm>
+                              <a:prstGeom prst="rect">
+                                <a:avLst/>
+                              </a:prstGeom>
+                              <a:ln w="28575">
+                                <a:solidFill>
+                                  <a:schemeClr val="tx1"/>
+                                </a:solidFill>
+                              </a:ln>
+                            </wps:spPr>
+                            <wps:style>
+                              <a:lnRef idx="2">
+                                <a:schemeClr val="accent6"/>
+                              </a:lnRef>
+                              <a:fillRef idx="1">
+                                <a:schemeClr val="lt1"/>
+                              </a:fillRef>
+                              <a:effectRef idx="0">
+                                <a:schemeClr val="accent6"/>
+                              </a:effectRef>
+                              <a:fontRef idx="minor">
+                                <a:schemeClr val="dk1"/>
+                              </a:fontRef>
+                            </wps:style>
+                            <wps:bodyPr rot="0" spcFirstLastPara="0" vertOverflow="overflow" horzOverflow="overflow" vert="horz" wrap="square" lIns="91440" tIns="45720" rIns="91440" bIns="45720" numCol="1" spcCol="0" rtlCol="0" fromWordArt="0" anchor="ctr" anchorCtr="0" forceAA="0" compatLnSpc="1">
+                              <a:prstTxWarp prst="textNoShape">
+                                <a:avLst/>
+                              </a:prstTxWarp>
+                              <a:noAutofit/>
+                            </wps:bodyPr>
+                          </wps:wsp>
+                        </a:graphicData>
+                      </a:graphic>
+                      <wp14:sizeRelH relativeFrom="page">
+                        <wp14:pctWidth>0</wp14:pctWidth>
+                      </wp14:sizeRelH>
+                      <wp14:sizeRelV relativeFrom="margin">
+                        <wp14:pctHeight>0</wp14:pctHeight>
+                      </wp14:sizeRelV>
+                    </wp:anchor>
+                  </w:drawing>
+                </mc:Choice>
+                <mc:Fallback>
+                  <w:pict>
+                    <v:rect w14:anchorId="13B4FBBE" id="Rectangle 2" o:spid="_x0000_s1026" style="position:absolute;margin-left:427.35pt;margin-top:8.15pt;width:86.25pt;height:34.35pt;z-index:251704320;visibility:visible;mso-wrap-style:square;mso-width-percent:0;mso-height-percent:0;mso-wrap-distance-left:9pt;mso-wrap-distance-top:0;mso-wrap-distance-right:9pt;mso-wrap-distance-bottom:0;mso-position-horizontal:absolute;mso-position-horizontal-relative:text;mso-position-vertical:absolute;mso-position-vertical-relative:text;mso-width-percent:0;mso-height-percent:0;mso-width-relative:page;mso-height-relative:margin;v-text-anchor:middle" o:gfxdata="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" fillcolor="white [3201]" strokecolor="black [3213]" strokeweight="2.25pt">
+                      <v:path arrowok="t"/>
+                    </v:rect>
+                  </w:pict>
+                </mc:Fallback>
+              </mc:AlternateContent>
+            </w:r>
+            <w:r>
+              <w:rPr>
+                <w:rFonts w:ascii="Times New Roman" w:hAnsi="Times New Roman" w:cs="Times New Roman"/>
+                <w:b/>
+                <w:sz w:val="28"/>
+                <w:szCs w:val="28"/>
+              </w:rPr>
+              <w:t xml:space="preserve"> </w:t>
+            </w:r>
+          </w:p>
+          <w:p>
+            <w:pPr>
+              <w:ind w:left="180" w:firstLine="360"/>
+              <w:rPr>
+                <w:rFonts w:ascii="Times New Roman" w:hAnsi="Times New Roman" w:cs="Times New Roman"/>
+                <w:b/>
+                <w:sz w:val="28"/>
+                <w:szCs w:val="28"/>
+              </w:rPr>
+            </w:pPr>
+            <w:r>
+              <w:rPr>
+                <w:rFonts w:ascii="Times New Roman" w:hAnsi="Times New Roman" w:cs="Times New Roman"/>
+                <w:b/>
+                <w:sz w:val="28"/>
+                <w:szCs w:val="28"/>
+              </w:rPr>
+              <w:softHyphen/>
+            </w:r>
+            <w:r>
+              <w:rPr>
+                <w:rFonts w:ascii="Times New Roman" w:hAnsi="Times New Roman" w:cs="Times New Roman"/>
+                <w:b/>
+                <w:sz w:val="28"/>
+                <w:szCs w:val="28"/>
+              </w:rPr>
+              <w:softHyphen/>
+            </w:r>
+            <w:r>
+              <w:rPr>
+                <w:rFonts w:ascii="Times New Roman" w:hAnsi="Times New Roman" w:cs="Times New Roman"/>
+                <w:b/>
+                <w:sz w:val="28"/>
+                <w:szCs w:val="28"/>
+              </w:rPr>
+              <w:softHyphen/>
+            </w:r>
+            <w:r>
+              <w:rPr>
+                <w:rFonts w:ascii="Times New Roman" w:hAnsi="Times New Roman" w:cs="Times New Roman"/>
+                <w:b/>
+                <w:sz w:val="28"/>
+                <w:szCs w:val="28"/>
+              </w:rPr>
+              <w:softHyphen/>
+            </w:r>
+            <w:r>
+              <w:rPr>
+                <w:rFonts w:ascii="Times New Roman" w:hAnsi="Times New Roman" w:cs="Times New Roman"/>
+                <w:b/>
+                <w:sz w:val="28"/>
+                <w:szCs w:val="28"/>
+              </w:rPr>
+              <w:softHyphen/>
+            </w:r>
+            <w:r>
+              <w:rPr>
+                <w:rFonts w:ascii="Times New Roman" w:hAnsi="Times New Roman" w:cs="Times New Roman"/>
+                <w:b/>
+                <w:sz w:val="28"/>
+                <w:szCs w:val="28"/>
+              </w:rPr>
+              <w:softHyphen/>
+            </w:r>
+            <w:r>
+              <w:rPr>
+                <w:rFonts w:ascii="Times New Roman" w:hAnsi="Times New Roman" w:cs="Times New Roman"/>
+                <w:b/>
+                <w:sz w:val="28"/>
+                <w:szCs w:val="28"/>
+              </w:rPr>
+              <w:softHyphen/>
+            </w:r>
+            <w:r>
+              <w:rPr>
+                <w:rFonts w:ascii="Times New Roman" w:hAnsi="Times New Roman" w:cs="Times New Roman"/>
+                <w:b/>
+                <w:sz w:val="28"/>
+                <w:szCs w:val="28"/>
+              </w:rPr>
+              <w:softHyphen/>
+            </w:r>
+            <w:r>
+              <w:rPr>
+                <w:rFonts w:ascii="Times New Roman" w:hAnsi="Times New Roman" w:cs="Times New Roman"/>
+                <w:b/>
+                <w:sz w:val="28"/>
+                <w:szCs w:val="28"/>
+              </w:rPr>
+              <w:softHyphen/>
+            </w:r>
+            <w:r>
+              <w:rPr>
+                <w:rFonts w:ascii="Times New Roman" w:hAnsi="Times New Roman" w:cs="Times New Roman"/>
+                <w:b/>
+                <w:sz w:val="28"/>
+                <w:szCs w:val="28"/>
+              </w:rPr>
+              <w:softHyphen/>
+            </w:r>
+            <w:r>
+              <w:rPr>
+                <w:rFonts w:ascii="Times New Roman" w:hAnsi="Times New Roman" w:cs="Times New Roman"/>
+                <w:b/>
+                <w:sz w:val="28"/>
+                <w:szCs w:val="28"/>
+              </w:rPr>
+              <w:softHyphen/>
+            </w:r>
+            <w:r>
+              <w:rPr>
+                <w:rFonts w:ascii="Times New Roman" w:hAnsi="Times New Roman" w:cs="Times New Roman"/>
+                <w:b/>
+                <w:sz w:val="28"/>
+                <w:szCs w:val="28"/>
+              </w:rPr>
+              <w:softHyphen/>
+              <w:t xml:space="preserve"> ________________                </w:t>
+            </w:r>
+            <w:r>
+              <w:rPr>
+                <w:rFonts w:ascii="Times New Roman" w:hAnsi="Times New Roman" w:cs="Times New Roman"/>
+                <w:b/>
+                <w:sz w:val="28"/>
+                <w:szCs w:val="28"/>
+              </w:rPr>
+              <w:t xml:space="preserve">      ______________    </w:t>
+            </w:r>
+            <w:r>
+              <w:rPr>
+                <w:rFonts w:ascii="Times New Roman" w:hAnsi="Times New Roman" w:cs="Times New Roman"/>
+                <w:b/>
+                <w:sz w:val="28"/>
+                <w:szCs w:val="28"/>
+              </w:rPr>
+              <w:t>OBT.MARKS:</w:t>
+            </w:r>
+          </w:p>
+          <w:p>
+            <w:pPr>
+              <w:ind w:left="180" w:firstLine="360"/>
+              <w:rPr>
+                <w:rFonts w:ascii="Times New Roman" w:hAnsi="Times New Roman" w:cs="Times New Roman"/>
+                <w:b/>
+                <w:sz w:val="28"/>
+                <w:szCs w:val="28"/>
+              </w:rPr>
+            </w:pPr>
+            <w:r>
+              <w:rPr>
+                <w:rFonts w:ascii="Times New Roman" w:hAnsi="Times New Roman" w:cs="Times New Roman"/>
+                <w:b/>
+                <w:sz w:val="28"/>
+                <w:szCs w:val="28"/>
+              </w:rPr>
+              <w:t xml:space="preserve">    </w:t>
+            </w:r>
+            <w:r>
+              <w:rPr>
+                <w:rFonts w:ascii="Times New Roman" w:hAnsi="Times New Roman" w:cs="Times New Roman"/>
+                <w:b/>
+                <w:sz w:val="28"/>
+                <w:szCs w:val="28"/>
+              </w:rPr>
+              <w:t xml:space="preserve">INVIGILATOR </w:t>
+            </w:r>
+            <w:r>
+              <w:rPr>
+                <w:rFonts w:ascii="Times New Roman" w:hAnsi="Times New Roman" w:cs="Times New Roman"/>
+                <w:b/>
+                <w:sz w:val="28"/>
+                <w:szCs w:val="28"/>
+              </w:rPr>
+              <w:t xml:space="preserve">                         </w:t>
+            </w:r>
+            <w:r>
+              <w:rPr>
+                <w:rFonts w:ascii="Times New Roman" w:hAnsi="Times New Roman" w:cs="Times New Roman"/>
+                <w:b/>
+                <w:sz w:val="28"/>
+                <w:szCs w:val="28"/>
+              </w:rPr>
+              <w:t xml:space="preserve"> EXAMINER</w:t>
+            </w:r>
+          </w:p>
+        </w:tc>
+      </w:tr>
+      <w:bookmarkEnd w:id="0"/>
+    </w:tbl>
+    <w:p>
+      <w:pPr>
+        <w:spacing w:after="0" w:line="240" w:lineRule="auto"/>
+        <w:ind w:left="2160"/>
+        <w:rPr>
+          <w:rFonts w:ascii="Franklin Gothic Demi" w:hAnsi="Franklin Gothic Demi"/>
           <w:b/>
           <w:bCs/>
-          <w:sz w:val="24"/>
-          <w:szCs w:val="24"/>
-        </w:rPr>
-      </w:pPr>
-      <w:r>
-        <w:rPr>
-          <w:rFonts w:ascii="Times New Roman" w:hAnsi="Times New Roman"/>
-          <w:b/>
-          <w:bCs/>
-          <w:sz w:val="24"/>
-          <w:szCs w:val="24"/>
-        </w:rPr>
-        <w:t>Class:</w:t>
-      </w:r>
-      <w:r>
-        <w:rPr>
-          <w:rFonts w:ascii="Times New Roman" w:hAnsi="Times New Roman"/>
-          <w:b/>
-          <w:bCs/>
-          <w:sz w:val="24"/>
-          <w:szCs w:val="24"/>
-        </w:rPr>
-        <w:tab/>
-        <w:t>One</w:t>
-      </w:r>
-      <w:r>
-        <w:rPr>
-          <w:rFonts w:ascii="Times New Roman" w:hAnsi="Times New Roman"/>
-          <w:b/>
-          <w:bCs/>
-          <w:sz w:val="24"/>
-          <w:szCs w:val="24"/>
-        </w:rPr>
-        <w:tab/>
-      </w:r>
-      <w:r>
-        <w:rPr>
-          <w:rFonts w:ascii="Times New Roman" w:hAnsi="Times New Roman"/>
-          <w:b/>
-          <w:bCs/>
-          <w:sz w:val="24"/>
-          <w:szCs w:val="24"/>
-        </w:rPr>
-        <w:tab/>
-        <w:t xml:space="preserve">                 </w:t>
-      </w:r>
-      <w:r>
-        <w:rPr>
-          <w:rFonts w:ascii="Times New Roman" w:hAnsi="Times New Roman"/>
-          <w:b/>
-          <w:bCs/>
-          <w:sz w:val="24"/>
-          <w:szCs w:val="24"/>
-        </w:rPr>
-        <w:t xml:space="preserve"> Time: 1:0</w:t>
-      </w:r>
-      <w:r>
-        <w:rPr>
-          <w:rFonts w:ascii="Times New Roman" w:hAnsi="Times New Roman"/>
-          <w:b/>
-          <w:bCs/>
-          <w:sz w:val="24"/>
-          <w:szCs w:val="24"/>
-        </w:rPr>
-        <w:t xml:space="preserve">0 </w:t>
-      </w:r>
-      <w:r>
-        <w:rPr>
-          <w:rFonts w:ascii="Times New Roman" w:hAnsi="Times New Roman"/>
-          <w:b/>
-          <w:bCs/>
-          <w:sz w:val="24"/>
-          <w:szCs w:val="24"/>
-        </w:rPr>
-        <w:t>hrs.</w:t>
-      </w:r>
-      <w:r>
-        <w:rPr>
-          <w:rFonts w:ascii="Times New Roman" w:hAnsi="Times New Roman"/>
-          <w:b/>
-          <w:bCs/>
-          <w:sz w:val="24"/>
-          <w:szCs w:val="24"/>
-        </w:rPr>
-        <w:tab/>
-      </w:r>
-      <w:r>
-        <w:rPr>
-          <w:rFonts w:ascii="Times New Roman" w:hAnsi="Times New Roman"/>
-          <w:b/>
-          <w:bCs/>
-          <w:sz w:val="24"/>
-          <w:szCs w:val="24"/>
-        </w:rPr>
-        <w:tab/>
-      </w:r>
-      <w:r>
-        <w:rPr>
-          <w:rFonts w:ascii="Times New Roman" w:hAnsi="Times New Roman"/>
-          <w:b/>
-          <w:bCs/>
-          <w:sz w:val="24"/>
-          <w:szCs w:val="24"/>
-        </w:rPr>
-        <w:tab/>
-      </w:r>
-      <w:r>
-        <w:rPr>
-          <w:rFonts w:ascii="Times New Roman" w:hAnsi="Times New Roman"/>
-          <w:b/>
-          <w:bCs/>
-          <w:sz w:val="24"/>
-          <w:szCs w:val="24"/>
-        </w:rPr>
-        <w:tab/>
-      </w:r>
-      <w:r>
-        <w:rPr>
-          <w:rFonts w:ascii="Times New Roman" w:hAnsi="Times New Roman"/>
-          <w:b/>
-          <w:bCs/>
-          <w:sz w:val="24"/>
-          <w:szCs w:val="24"/>
-        </w:rPr>
-        <w:tab/>
-        <w:t>F.M.: 25</w:t>
-      </w:r>
-    </w:p>
-    <w:p>
-      <w:pPr>
-        <w:pBdr>
-          <w:bottom w:val="double" w:sz="6" w:space="1" w:color="auto"/>
-        </w:pBdr>
-        <w:spacing w:after="0" w:line="276" w:lineRule="auto"/>
-        <w:rPr>
-          <w:rFonts w:ascii="Times New Roman" w:hAnsi="Times New Roman"/>
-          <w:b/>
-          <w:bCs/>
-          <w:sz w:val="24"/>
-          <w:szCs w:val="24"/>
-        </w:rPr>
-      </w:pPr>
-      <w:r>
-        <w:rPr>
-          <w:rFonts w:ascii="Times New Roman" w:hAnsi="Times New Roman"/>
-          <w:b/>
-          <w:bCs/>
-          <w:sz w:val="24"/>
-          <w:szCs w:val="24"/>
-        </w:rPr>
-        <w:t>Sub:</w:t>
-      </w:r>
-      <w:r>
-        <w:rPr>
-          <w:rFonts w:ascii="Times New Roman" w:hAnsi="Times New Roman"/>
-          <w:b/>
-          <w:bCs/>
-          <w:sz w:val="24"/>
-          <w:szCs w:val="24"/>
-        </w:rPr>
-        <w:t xml:space="preserve"> </w:t>
-      </w:r>
-      <w:r>
-        <w:rPr>
-          <w:rFonts w:ascii="Times New Roman" w:hAnsi="Times New Roman"/>
-          <w:b/>
-          <w:bCs/>
-          <w:sz w:val="24"/>
-          <w:szCs w:val="24"/>
-        </w:rPr>
-        <w:t>Eng II</w:t>
-      </w:r>
-      <w:r>
-        <w:rPr>
-          <w:rFonts w:ascii="Times New Roman" w:hAnsi="Times New Roman"/>
-          <w:b/>
-          <w:bCs/>
-          <w:sz w:val="24"/>
-          <w:szCs w:val="24"/>
-        </w:rPr>
-        <w:tab/>
-      </w:r>
-      <w:r>
-        <w:rPr>
-          <w:rFonts w:ascii="Times New Roman" w:hAnsi="Times New Roman"/>
-          <w:b/>
-          <w:bCs/>
-          <w:sz w:val="24"/>
-          <w:szCs w:val="24"/>
-        </w:rPr>
-        <w:tab/>
-      </w:r>
-      <w:r>
-        <w:rPr>
-          <w:rFonts w:ascii="Times New Roman" w:hAnsi="Times New Roman"/>
-          <w:b/>
-          <w:bCs/>
-          <w:sz w:val="24"/>
-          <w:szCs w:val="24"/>
-        </w:rPr>
-        <w:tab/>
-      </w:r>
-      <w:r>
-        <w:rPr>
-          <w:rFonts w:ascii="Times New Roman" w:hAnsi="Times New Roman"/>
-          <w:b/>
-          <w:bCs/>
-          <w:sz w:val="24"/>
-          <w:szCs w:val="24"/>
-        </w:rPr>
-        <w:tab/>
-      </w:r>
-      <w:r>
-        <w:rPr>
-          <w:rFonts w:ascii="Times New Roman" w:hAnsi="Times New Roman"/>
-          <w:b/>
-          <w:bCs/>
-          <w:sz w:val="24"/>
-          <w:szCs w:val="24"/>
-        </w:rPr>
-        <w:tab/>
-      </w:r>
-      <w:r>
-        <w:rPr>
-          <w:rFonts w:ascii="Times New Roman" w:hAnsi="Times New Roman"/>
-          <w:b/>
-          <w:bCs/>
-          <w:sz w:val="24"/>
-          <w:szCs w:val="24"/>
-        </w:rPr>
-        <w:tab/>
-      </w:r>
-      <w:r>
-        <w:rPr>
-          <w:rFonts w:ascii="Times New Roman" w:hAnsi="Times New Roman"/>
-          <w:b/>
-          <w:bCs/>
-          <w:sz w:val="24"/>
-          <w:szCs w:val="24"/>
-        </w:rPr>
-        <w:tab/>
-      </w:r>
-      <w:r>
-        <w:rPr>
-          <w:rFonts w:ascii="Times New Roman" w:hAnsi="Times New Roman"/>
-          <w:b/>
-          <w:bCs/>
-          <w:sz w:val="24"/>
-          <w:szCs w:val="24"/>
-        </w:rPr>
-        <w:tab/>
-      </w:r>
-      <w:r>
-        <w:rPr>
-          <w:rFonts w:ascii="Times New Roman" w:hAnsi="Times New Roman"/>
-          <w:b/>
-          <w:bCs/>
-          <w:sz w:val="24"/>
-          <w:szCs w:val="24"/>
-        </w:rPr>
-        <w:tab/>
-      </w:r>
-      <w:r>
-        <w:rPr>
-          <w:rFonts w:ascii="Times New Roman" w:hAnsi="Times New Roman"/>
-          <w:b/>
-          <w:bCs/>
-          <w:sz w:val="24"/>
-          <w:szCs w:val="24"/>
-        </w:rPr>
-        <w:tab/>
-      </w:r>
-      <w:r>
-        <w:rPr>
-          <w:rFonts w:ascii="Times New Roman" w:hAnsi="Times New Roman"/>
-          <w:b/>
-          <w:bCs/>
-          <w:sz w:val="24"/>
-          <w:szCs w:val="24"/>
-        </w:rPr>
-        <w:t>P.M.: 9</w:t>
-      </w:r>
-    </w:p>
-    <w:p>
-      <w:pPr>
-        <w:pStyle w:val="ListParagraph"/>
-        <w:spacing w:after="0"/>
-        <w:ind w:left="288"/>
-        <w:rPr>
-          <w:rFonts w:ascii="Times New Roman" w:hAnsi="Times New Roman" w:cs="Times New Roman"/>
-          <w:b/>
-          <w:sz w:val="36"/>
-          <w:szCs w:val="36"/>
-        </w:rPr>
-      </w:pPr>
-      <w:r>
-        <w:rPr>
-          <w:rFonts w:ascii="Times New Roman" w:hAnsi="Times New Roman" w:cs="Times New Roman"/>
-          <w:b/>
-          <w:sz w:val="36"/>
-          <w:szCs w:val="36"/>
-        </w:rPr>
-        <w:t xml:space="preserve"> </w:t>
-      </w:r>
+          <w:sz w:val="36"/>
+          <w:szCs w:val="36"/>
+        </w:rPr>
+      </w:pPr>
     </w:p>
     <w:p>
       <w:pPr>
@@ -695,6 +1147,24 @@
           <w:sz w:val="36"/>
           <w:szCs w:val="36"/>
         </w:rPr>
+        <w:tab/>
+      </w:r>
+      <w:r>
+        <w:rPr>
+          <w:rFonts w:ascii="Times New Roman" w:hAnsi="Times New Roman" w:cs="Times New Roman"/>
+          <w:b/>
+          <w:sz w:val="36"/>
+          <w:szCs w:val="36"/>
+        </w:rPr>
+        <w:tab/>
+      </w:r>
+      <w:r>
+        <w:rPr>
+          <w:rFonts w:ascii="Times New Roman" w:hAnsi="Times New Roman" w:cs="Times New Roman"/>
+          <w:b/>
+          <w:sz w:val="36"/>
+          <w:szCs w:val="36"/>
+        </w:rPr>
         <w:t>(2)</w:t>
       </w:r>
     </w:p>
@@ -764,6 +1234,29 @@
           <w:szCs w:val="36"/>
         </w:rPr>
         <w:tab/>
+      </w:r>
+      <w:r>
+        <w:rPr>
+          <w:rFonts w:ascii="Times New Roman" w:hAnsi="Times New Roman" w:cs="Times New Roman"/>
+          <w:sz w:val="36"/>
+          <w:szCs w:val="36"/>
+        </w:rPr>
+        <w:tab/>
+      </w:r>
+      <w:r>
+        <w:rPr>
+          <w:rFonts w:ascii="Times New Roman" w:hAnsi="Times New Roman" w:cs="Times New Roman"/>
+          <w:sz w:val="36"/>
+          <w:szCs w:val="36"/>
+        </w:rPr>
+        <w:tab/>
+      </w:r>
+      <w:r>
+        <w:rPr>
+          <w:rFonts w:ascii="Times New Roman" w:hAnsi="Times New Roman" w:cs="Times New Roman"/>
+          <w:sz w:val="36"/>
+          <w:szCs w:val="36"/>
+        </w:rPr>
         <w:t>a or an</w:t>
       </w:r>
     </w:p>
@@ -832,6 +1325,22 @@
           <w:sz w:val="36"/>
           <w:szCs w:val="36"/>
         </w:rPr>
+        <w:tab/>
+      </w:r>
+      <w:r>
+        <w:rPr>
+          <w:rFonts w:ascii="Times New Roman" w:hAnsi="Times New Roman" w:cs="Times New Roman"/>
+          <w:sz w:val="36"/>
+          <w:szCs w:val="36"/>
+        </w:rPr>
+        <w:tab/>
+      </w:r>
+      <w:r>
+        <w:rPr>
+          <w:rFonts w:ascii="Times New Roman" w:hAnsi="Times New Roman" w:cs="Times New Roman"/>
+          <w:sz w:val="36"/>
+          <w:szCs w:val="36"/>
+        </w:rPr>
         <w:t>?</w:t>
       </w:r>
       <w:r>
@@ -893,6 +1402,29 @@
           <w:szCs w:val="36"/>
         </w:rPr>
         <w:tab/>
+      </w:r>
+      <w:r>
+        <w:rPr>
+          <w:rFonts w:ascii="Times New Roman" w:hAnsi="Times New Roman" w:cs="Times New Roman"/>
+          <w:sz w:val="36"/>
+          <w:szCs w:val="36"/>
+        </w:rPr>
+        <w:tab/>
+      </w:r>
+      <w:r>
+        <w:rPr>
+          <w:rFonts w:ascii="Times New Roman" w:hAnsi="Times New Roman" w:cs="Times New Roman"/>
+          <w:sz w:val="36"/>
+          <w:szCs w:val="36"/>
+        </w:rPr>
+        <w:tab/>
+      </w:r>
+      <w:r>
+        <w:rPr>
+          <w:rFonts w:ascii="Times New Roman" w:hAnsi="Times New Roman" w:cs="Times New Roman"/>
+          <w:sz w:val="36"/>
+          <w:szCs w:val="36"/>
+        </w:rPr>
         <w:t>feminine</w:t>
       </w:r>
       <w:r>
@@ -970,6 +1502,29 @@
           <w:szCs w:val="36"/>
         </w:rPr>
         <w:tab/>
+      </w:r>
+      <w:r>
+        <w:rPr>
+          <w:rFonts w:ascii="Times New Roman" w:hAnsi="Times New Roman" w:cs="Times New Roman"/>
+          <w:sz w:val="36"/>
+          <w:szCs w:val="36"/>
+        </w:rPr>
+        <w:tab/>
+      </w:r>
+      <w:r>
+        <w:rPr>
+          <w:rFonts w:ascii="Times New Roman" w:hAnsi="Times New Roman" w:cs="Times New Roman"/>
+          <w:sz w:val="36"/>
+          <w:szCs w:val="36"/>
+        </w:rPr>
+        <w:tab/>
+      </w:r>
+      <w:r>
+        <w:rPr>
+          <w:rFonts w:ascii="Times New Roman" w:hAnsi="Times New Roman" w:cs="Times New Roman"/>
+          <w:sz w:val="36"/>
+          <w:szCs w:val="36"/>
+        </w:rPr>
         <w:t xml:space="preserve">masculine </w:t>
       </w:r>
     </w:p>
@@ -999,6 +1554,24 @@
           <w:szCs w:val="36"/>
         </w:rPr>
         <w:t>Write past form of these verbs.</w:t>
+      </w:r>
+      <w:r>
+        <w:rPr>
+          <w:rFonts w:ascii="Times New Roman" w:hAnsi="Times New Roman" w:cs="Times New Roman"/>
+          <w:b/>
+          <w:sz w:val="36"/>
+          <w:szCs w:val="36"/>
+        </w:rPr>
+        <w:tab/>
+      </w:r>
+      <w:r>
+        <w:rPr>
+          <w:rFonts w:ascii="Times New Roman" w:hAnsi="Times New Roman" w:cs="Times New Roman"/>
+          <w:b/>
+          <w:sz w:val="36"/>
+          <w:szCs w:val="36"/>
+        </w:rPr>
+        <w:tab/>
       </w:r>
       <w:r>
         <w:rPr>
@@ -1135,7 +1708,34 @@
           <w:szCs w:val="36"/>
         </w:rPr>
         <w:tab/>
-        <w:t xml:space="preserve"> (2)</w:t>
+        <w:t xml:space="preserve"> </w:t>
+      </w:r>
+      <w:r>
+        <w:rPr>
+          <w:rFonts w:ascii="Times New Roman" w:hAnsi="Times New Roman" w:cs="Times New Roman"/>
+          <w:b/>
+          <w:sz w:val="36"/>
+          <w:szCs w:val="36"/>
+        </w:rPr>
+        <w:tab/>
+      </w:r>
+      <w:r>
+        <w:rPr>
+          <w:rFonts w:ascii="Times New Roman" w:hAnsi="Times New Roman" w:cs="Times New Roman"/>
+          <w:b/>
+          <w:sz w:val="36"/>
+          <w:szCs w:val="36"/>
+        </w:rPr>
+        <w:tab/>
+      </w:r>
+      <w:r>
+        <w:rPr>
+          <w:rFonts w:ascii="Times New Roman" w:hAnsi="Times New Roman" w:cs="Times New Roman"/>
+          <w:b/>
+          <w:sz w:val="36"/>
+          <w:szCs w:val="36"/>
+        </w:rPr>
+        <w:t>(2)</w:t>
       </w:r>
     </w:p>
     <w:p>
@@ -1187,6 +1787,14 @@
         </w:rPr>
         <w:t>___________________________</w:t>
       </w:r>
+      <w:r>
+        <w:rPr>
+          <w:rFonts w:ascii="Times New Roman" w:hAnsi="Times New Roman" w:cs="Times New Roman"/>
+          <w:sz w:val="36"/>
+          <w:szCs w:val="36"/>
+        </w:rPr>
+        <w:t>__________________________</w:t>
+      </w:r>
     </w:p>
     <w:p>
       <w:pPr>
@@ -1217,7 +1825,6 @@
     </w:p>
     <w:p>
       <w:pPr>
-        <w:pStyle w:val="ListParagraph"/>
         <w:tabs>
           <w:tab w:val="left" w:pos="450"/>
         </w:tabs>
@@ -1235,7 +1842,7 @@
           <w:sz w:val="36"/>
           <w:szCs w:val="36"/>
         </w:rPr>
-        <w:t>____________________________</w:t>
+        <w:t>_____________________________________________________</w:t>
       </w:r>
     </w:p>
     <w:p>
@@ -1263,7 +1870,43 @@
           <w:sz w:val="36"/>
           <w:szCs w:val="36"/>
         </w:rPr>
-        <w:t>Fill in the blanks .</w:t>
+        <w:t xml:space="preserve">Fill in the </w:t>
+      </w:r>
+      <w:r>
+        <w:rPr>
+          <w:rFonts w:ascii="Times New Roman" w:hAnsi="Times New Roman" w:cs="Times New Roman"/>
+          <w:b/>
+          <w:sz w:val="36"/>
+          <w:szCs w:val="36"/>
+        </w:rPr>
+        <w:t>blanks.</w:t>
+      </w:r>
+      <w:r>
+        <w:rPr>
+          <w:rFonts w:ascii="Times New Roman" w:hAnsi="Times New Roman" w:cs="Times New Roman"/>
+          <w:b/>
+          <w:sz w:val="36"/>
+          <w:szCs w:val="36"/>
+        </w:rPr>
+        <w:tab/>
+      </w:r>
+      <w:r>
+        <w:rPr>
+          <w:rFonts w:ascii="Times New Roman" w:hAnsi="Times New Roman" w:cs="Times New Roman"/>
+          <w:b/>
+          <w:sz w:val="36"/>
+          <w:szCs w:val="36"/>
+        </w:rPr>
+        <w:tab/>
+      </w:r>
+      <w:r>
+        <w:rPr>
+          <w:rFonts w:ascii="Times New Roman" w:hAnsi="Times New Roman" w:cs="Times New Roman"/>
+          <w:b/>
+          <w:sz w:val="36"/>
+          <w:szCs w:val="36"/>
+        </w:rPr>
+        <w:tab/>
       </w:r>
       <w:r>
         <w:rPr>
@@ -1352,7 +1995,7 @@
           <w:noProof/>
         </w:rPr>
         <w:drawing>
-          <wp:anchor distT="0" distB="0" distL="114300" distR="114300" simplePos="0" relativeHeight="251700224" behindDoc="0" locked="0" layoutInCell="1" allowOverlap="1" wp14:anchorId="16FD5ED5" wp14:editId="112BD4BE">
+          <wp:anchor distT="0" distB="0" distL="114300" distR="114300" simplePos="0" relativeHeight="251700224" behindDoc="0" locked="0" layoutInCell="1" allowOverlap="1" wp14:anchorId="334A3718" wp14:editId="68A9B4C1">
             <wp:simplePos x="0" y="0"/>
             <wp:positionH relativeFrom="column">
               <wp:posOffset>3038475</wp:posOffset>
@@ -1375,7 +2018,7 @@
                     <pic:cNvPicPr/>
                   </pic:nvPicPr>
                   <pic:blipFill rotWithShape="1">
-                    <a:blip r:embed="rId8" cstate="print">
+                    <a:blip r:embed="rId9" cstate="print">
                       <a:extLst>
                         <a:ext uri="{28A0092B-C50C-407E-A947-70E740481C1C}">
                           <a14:useLocalDpi xmlns:a14="http://schemas.microsoft.com/office/drawing/2010/main" val="0"/>
@@ -1440,48 +2083,21 @@
       <w:r>
         <w:rPr>
           <w:rFonts w:ascii="Times New Roman" w:hAnsi="Times New Roman" w:cs="Times New Roman"/>
-          <w:sz w:val="36"/>
-          <w:szCs w:val="36"/>
-        </w:rPr>
-        <w:t>He is a ______________.</w:t>
-      </w:r>
-    </w:p>
-    <w:p>
-      <w:pPr>
-        <w:pStyle w:val="ListParagraph"/>
-        <w:numPr>
-          <w:ilvl w:val="0"/>
-          <w:numId w:val="30"/>
-        </w:numPr>
-        <w:tabs>
-          <w:tab w:val="left" w:pos="450"/>
-        </w:tabs>
-        <w:spacing w:line="360" w:lineRule="auto"/>
-        <w:ind w:right="26"/>
-        <w:rPr>
-          <w:rFonts w:ascii="Times New Roman" w:hAnsi="Times New Roman" w:cs="Times New Roman"/>
-          <w:sz w:val="36"/>
-          <w:szCs w:val="36"/>
-        </w:rPr>
-      </w:pPr>
-      <w:r>
-        <w:rPr>
-          <w:rFonts w:ascii="Times New Roman" w:hAnsi="Times New Roman" w:cs="Times New Roman"/>
           <w:noProof/>
           <w:sz w:val="36"/>
           <w:szCs w:val="36"/>
         </w:rPr>
         <w:drawing>
-          <wp:anchor distT="0" distB="0" distL="114300" distR="114300" simplePos="0" relativeHeight="251699200" behindDoc="0" locked="0" layoutInCell="1" allowOverlap="1" wp14:anchorId="10595243" wp14:editId="4DB5900F">
+          <wp:anchor distT="0" distB="0" distL="114300" distR="114300" simplePos="0" relativeHeight="251699200" behindDoc="0" locked="0" layoutInCell="1" allowOverlap="1" wp14:anchorId="77165914" wp14:editId="60B8E03B">
             <wp:simplePos x="0" y="0"/>
             <wp:positionH relativeFrom="column">
               <wp:posOffset>4524375</wp:posOffset>
             </wp:positionH>
             <wp:positionV relativeFrom="paragraph">
-              <wp:posOffset>10795</wp:posOffset>
+              <wp:posOffset>258445</wp:posOffset>
             </wp:positionV>
-            <wp:extent cx="393700" cy="318770"/>
-            <wp:effectExtent l="0" t="0" r="6350" b="5080"/>
+            <wp:extent cx="577850" cy="467360"/>
+            <wp:effectExtent l="0" t="0" r="0" b="8890"/>
             <wp:wrapSquare wrapText="bothSides"/>
             <wp:docPr id="1" name="Picture 1"/>
             <wp:cNvGraphicFramePr>
@@ -1495,8 +2111,20 @@
                     <pic:cNvPicPr/>
                   </pic:nvPicPr>
                   <pic:blipFill>
-                    <a:blip r:embed="rId9" cstate="print">
+                    <a:blip r:embed="rId10" cstate="print">
                       <a:extLst>
+                        <a:ext uri="{BEBA8EAE-BF5A-486C-A8C5-ECC9F3942E4B}">
+                          <a14:imgProps xmlns:a14="http://schemas.microsoft.com/office/drawing/2010/main">
+                            <a14:imgLayer r:embed="rId11">
+                              <a14:imgEffect>
+                                <a14:sharpenSoften amount="50000"/>
+                              </a14:imgEffect>
+                              <a14:imgEffect>
+                                <a14:brightnessContrast bright="40000" contrast="-40000"/>
+                              </a14:imgEffect>
+                            </a14:imgLayer>
+                          </a14:imgProps>
+                        </a:ext>
                         <a:ext uri="{28A0092B-C50C-407E-A947-70E740481C1C}">
                           <a14:useLocalDpi xmlns:a14="http://schemas.microsoft.com/office/drawing/2010/main" val="0"/>
                         </a:ext>
@@ -1509,7 +2137,7 @@
                   <pic:spPr>
                     <a:xfrm>
                       <a:off x="0" y="0"/>
-                      <a:ext cx="393700" cy="318770"/>
+                      <a:ext cx="577850" cy="467360"/>
                     </a:xfrm>
                     <a:prstGeom prst="rect">
                       <a:avLst/>
@@ -1533,6 +2161,33 @@
           <w:sz w:val="36"/>
           <w:szCs w:val="36"/>
         </w:rPr>
+        <w:t>He is a ______________.</w:t>
+      </w:r>
+    </w:p>
+    <w:p>
+      <w:pPr>
+        <w:pStyle w:val="ListParagraph"/>
+        <w:numPr>
+          <w:ilvl w:val="0"/>
+          <w:numId w:val="30"/>
+        </w:numPr>
+        <w:tabs>
+          <w:tab w:val="left" w:pos="450"/>
+        </w:tabs>
+        <w:spacing w:line="360" w:lineRule="auto"/>
+        <w:ind w:right="26"/>
+        <w:rPr>
+          <w:rFonts w:ascii="Times New Roman" w:hAnsi="Times New Roman" w:cs="Times New Roman"/>
+          <w:sz w:val="36"/>
+          <w:szCs w:val="36"/>
+        </w:rPr>
+      </w:pPr>
+      <w:r>
+        <w:rPr>
+          <w:rFonts w:ascii="Times New Roman" w:hAnsi="Times New Roman" w:cs="Times New Roman"/>
+          <w:sz w:val="36"/>
+          <w:szCs w:val="36"/>
+        </w:rPr>
         <w:t>I write with it. I am a _______________.</w:t>
       </w:r>
     </w:p>
@@ -1558,16 +2213,16 @@
           <w:szCs w:val="36"/>
         </w:rPr>
         <w:drawing>
-          <wp:anchor distT="0" distB="0" distL="114300" distR="114300" simplePos="0" relativeHeight="251701248" behindDoc="0" locked="0" layoutInCell="1" allowOverlap="1" wp14:anchorId="54E1A0FC" wp14:editId="6EE9D1EA">
+          <wp:anchor distT="0" distB="0" distL="114300" distR="114300" simplePos="0" relativeHeight="251701248" behindDoc="0" locked="0" layoutInCell="1" allowOverlap="1" wp14:anchorId="36C174A6" wp14:editId="7045283A">
             <wp:simplePos x="0" y="0"/>
             <wp:positionH relativeFrom="column">
-              <wp:posOffset>3475990</wp:posOffset>
+              <wp:posOffset>3360852</wp:posOffset>
             </wp:positionH>
             <wp:positionV relativeFrom="paragraph">
               <wp:posOffset>241300</wp:posOffset>
             </wp:positionV>
-            <wp:extent cx="714375" cy="438150"/>
-            <wp:effectExtent l="0" t="0" r="9525" b="0"/>
+            <wp:extent cx="930275" cy="570230"/>
+            <wp:effectExtent l="0" t="0" r="3175" b="1270"/>
             <wp:wrapSquare wrapText="bothSides"/>
             <wp:docPr id="3" name="Picture 3"/>
             <wp:cNvGraphicFramePr>
@@ -1581,7 +2236,7 @@
                     <pic:cNvPicPr/>
                   </pic:nvPicPr>
                   <pic:blipFill>
-                    <a:blip r:embed="rId10" cstate="print">
+                    <a:blip r:embed="rId12" cstate="print">
                       <a:extLst>
                         <a:ext uri="{28A0092B-C50C-407E-A947-70E740481C1C}">
                           <a14:useLocalDpi xmlns:a14="http://schemas.microsoft.com/office/drawing/2010/main" val="0"/>
@@ -1595,7 +2250,7 @@
                   <pic:spPr>
                     <a:xfrm>
                       <a:off x="0" y="0"/>
-                      <a:ext cx="714375" cy="438150"/>
+                      <a:ext cx="930275" cy="570230"/>
                     </a:xfrm>
                     <a:prstGeom prst="rect">
                       <a:avLst/>
@@ -1674,6 +2329,7 @@
           <w:sz w:val="36"/>
           <w:szCs w:val="36"/>
         </w:rPr>
+        <w:lastRenderedPageBreak/>
         <w:t>Complete the name of occupations.</w:t>
       </w:r>
       <w:r>
@@ -1702,6 +2358,32 @@
           <w:szCs w:val="36"/>
         </w:rPr>
         <w:tab/>
+      </w:r>
+      <w:r>
+        <w:rPr>
+          <w:rFonts w:ascii="Times New Roman" w:hAnsi="Times New Roman" w:cs="Times New Roman"/>
+          <w:b/>
+          <w:sz w:val="36"/>
+          <w:szCs w:val="36"/>
+        </w:rPr>
+        <w:tab/>
+      </w:r>
+      <w:r>
+        <w:rPr>
+          <w:rFonts w:ascii="Times New Roman" w:hAnsi="Times New Roman" w:cs="Times New Roman"/>
+          <w:b/>
+          <w:sz w:val="36"/>
+          <w:szCs w:val="36"/>
+        </w:rPr>
+        <w:tab/>
+      </w:r>
+      <w:r>
+        <w:rPr>
+          <w:rFonts w:ascii="Times New Roman" w:hAnsi="Times New Roman" w:cs="Times New Roman"/>
+          <w:b/>
+          <w:sz w:val="36"/>
+          <w:szCs w:val="36"/>
+        </w:rPr>
         <w:t>(4)</w:t>
       </w:r>
     </w:p>
@@ -1786,7 +2468,6 @@
           <w:sz w:val="36"/>
           <w:szCs w:val="36"/>
         </w:rPr>
-        <w:lastRenderedPageBreak/>
         <w:t>A b__r b __ r cuts our hair.</w:t>
       </w:r>
     </w:p>
@@ -1889,6 +2570,32 @@
           <w:szCs w:val="36"/>
         </w:rPr>
         <w:tab/>
+      </w:r>
+      <w:r>
+        <w:rPr>
+          <w:rFonts w:ascii="Times New Roman" w:hAnsi="Times New Roman" w:cs="Times New Roman"/>
+          <w:b/>
+          <w:sz w:val="36"/>
+          <w:szCs w:val="36"/>
+        </w:rPr>
+        <w:tab/>
+      </w:r>
+      <w:r>
+        <w:rPr>
+          <w:rFonts w:ascii="Times New Roman" w:hAnsi="Times New Roman" w:cs="Times New Roman"/>
+          <w:b/>
+          <w:sz w:val="36"/>
+          <w:szCs w:val="36"/>
+        </w:rPr>
+        <w:tab/>
+      </w:r>
+      <w:r>
+        <w:rPr>
+          <w:rFonts w:ascii="Times New Roman" w:hAnsi="Times New Roman" w:cs="Times New Roman"/>
+          <w:b/>
+          <w:sz w:val="36"/>
+          <w:szCs w:val="36"/>
+        </w:rPr>
         <w:t xml:space="preserve">(4) </w:t>
       </w:r>
       <w:r>
@@ -2369,96 +3076,32 @@
     </w:tbl>
     <w:p>
       <w:pPr>
-        <w:pStyle w:val="ListParagraph"/>
         <w:tabs>
           <w:tab w:val="left" w:pos="450"/>
         </w:tabs>
-        <w:ind w:left="450" w:right="26"/>
-        <w:rPr>
-          <w:rFonts w:ascii="Times New Roman" w:hAnsi="Times New Roman" w:cs="Times New Roman"/>
-          <w:sz w:val="36"/>
-          <w:szCs w:val="36"/>
-        </w:rPr>
-      </w:pPr>
-      <w:r>
-        <w:rPr>
-          <w:rFonts w:ascii="Times New Roman" w:hAnsi="Times New Roman" w:cs="Times New Roman"/>
-          <w:sz w:val="36"/>
-          <w:szCs w:val="36"/>
-        </w:rPr>
-        <w:tab/>
-      </w:r>
-      <w:r>
-        <w:rPr>
-          <w:rFonts w:ascii="Times New Roman" w:hAnsi="Times New Roman" w:cs="Times New Roman"/>
-          <w:sz w:val="36"/>
-          <w:szCs w:val="36"/>
-        </w:rPr>
-        <w:tab/>
-      </w:r>
-      <w:r>
-        <w:rPr>
-          <w:rFonts w:ascii="Times New Roman" w:hAnsi="Times New Roman" w:cs="Times New Roman"/>
-          <w:sz w:val="36"/>
-          <w:szCs w:val="36"/>
-        </w:rPr>
-        <w:tab/>
-      </w:r>
-      <w:r>
-        <w:rPr>
-          <w:rFonts w:ascii="Times New Roman" w:hAnsi="Times New Roman" w:cs="Times New Roman"/>
-          <w:sz w:val="36"/>
-          <w:szCs w:val="36"/>
-        </w:rPr>
-        <w:tab/>
-      </w:r>
-      <w:r>
-        <w:rPr>
-          <w:rFonts w:ascii="Times New Roman" w:hAnsi="Times New Roman" w:cs="Times New Roman"/>
-          <w:sz w:val="36"/>
-          <w:szCs w:val="36"/>
-        </w:rPr>
-        <w:tab/>
-      </w:r>
-      <w:r>
-        <w:rPr>
-          <w:rFonts w:ascii="Times New Roman" w:hAnsi="Times New Roman" w:cs="Times New Roman"/>
-          <w:sz w:val="36"/>
-          <w:szCs w:val="36"/>
-        </w:rPr>
-        <w:tab/>
-      </w:r>
-      <w:r>
-        <w:rPr>
-          <w:rFonts w:ascii="Times New Roman" w:hAnsi="Times New Roman" w:cs="Times New Roman"/>
-          <w:sz w:val="36"/>
-          <w:szCs w:val="36"/>
-        </w:rPr>
-        <w:tab/>
-      </w:r>
-      <w:r>
-        <w:rPr>
-          <w:rFonts w:ascii="Times New Roman" w:hAnsi="Times New Roman" w:cs="Times New Roman"/>
-          <w:sz w:val="36"/>
-          <w:szCs w:val="36"/>
-        </w:rPr>
-        <w:tab/>
-      </w:r>
-    </w:p>
-    <w:p>
-      <w:pPr>
-        <w:pStyle w:val="ListParagraph"/>
-        <w:tabs>
-          <w:tab w:val="left" w:pos="450"/>
-        </w:tabs>
-        <w:spacing w:line="360" w:lineRule="auto"/>
-        <w:ind w:left="1350" w:right="26"/>
-        <w:rPr>
-          <w:rFonts w:ascii="Times New Roman" w:hAnsi="Times New Roman" w:cs="Times New Roman"/>
-          <w:sz w:val="36"/>
-          <w:szCs w:val="36"/>
-        </w:rPr>
-      </w:pPr>
+        <w:ind w:right="26"/>
+        <w:rPr>
+          <w:rFonts w:ascii="Times New Roman" w:hAnsi="Times New Roman" w:cs="Times New Roman"/>
+          <w:sz w:val="36"/>
+          <w:szCs w:val="36"/>
+        </w:rPr>
+      </w:pPr>
+      <w:r>
+        <w:rPr>
+          <w:rFonts w:ascii="Times New Roman" w:hAnsi="Times New Roman" w:cs="Times New Roman"/>
+          <w:sz w:val="36"/>
+          <w:szCs w:val="36"/>
+        </w:rPr>
+        <w:tab/>
+      </w:r>
+      <w:r>
+        <w:rPr>
+          <w:rFonts w:ascii="Times New Roman" w:hAnsi="Times New Roman" w:cs="Times New Roman"/>
+          <w:sz w:val="36"/>
+          <w:szCs w:val="36"/>
+        </w:rPr>
+        <w:tab/>
+      </w:r>
     </w:p>
     <w:p>
       <w:pPr>
@@ -2482,7 +3125,25 @@
           <w:sz w:val="36"/>
           <w:szCs w:val="36"/>
         </w:rPr>
-        <w:t xml:space="preserve">Tick </w:t>
+        <w:t>Tick (</w:t>
+      </w:r>
+      <w:r>
+        <w:rPr>
+          <w:rFonts w:ascii="Segoe UI Symbol" w:hAnsi="Segoe UI Symbol" w:cs="Segoe UI Symbol"/>
+          <w:b/>
+          <w:sz w:val="36"/>
+          <w:szCs w:val="36"/>
+        </w:rPr>
+        <w:t>✔</w:t>
+      </w:r>
+      <w:r>
+        <w:rPr>
+          <w:rFonts w:ascii="Times New Roman" w:hAnsi="Times New Roman" w:cs="Times New Roman"/>
+          <w:b/>
+          <w:sz w:val="36"/>
+          <w:szCs w:val="36"/>
+        </w:rPr>
+        <w:t>)</w:t>
       </w:r>
       <w:r>
         <w:rPr>
@@ -2493,17 +3154,6 @@
         </w:rPr>
         <w:t xml:space="preserve"> </w:t>
       </w:r>
-      <w:bookmarkStart w:id="0" w:name="_GoBack"/>
-      <w:bookmarkEnd w:id="0"/>
-      <w:r>
-        <w:rPr>
-          <w:rFonts w:ascii="Times New Roman" w:hAnsi="Times New Roman" w:cs="Times New Roman"/>
-          <w:b/>
-          <w:sz w:val="36"/>
-          <w:szCs w:val="36"/>
-        </w:rPr>
-        <w:t>( )</w:t>
-      </w:r>
       <w:r>
         <w:rPr>
           <w:rFonts w:ascii="Times New Roman" w:hAnsi="Times New Roman" w:cs="Times New Roman"/>
@@ -2548,6 +3198,23 @@
           <w:szCs w:val="36"/>
         </w:rPr>
         <w:tab/>
+      </w:r>
+      <w:r>
+        <w:rPr>
+          <w:rFonts w:ascii="Times New Roman" w:hAnsi="Times New Roman" w:cs="Times New Roman"/>
+          <w:b/>
+          <w:sz w:val="36"/>
+          <w:szCs w:val="36"/>
+        </w:rPr>
+        <w:tab/>
+      </w:r>
+      <w:r>
+        <w:rPr>
+          <w:rFonts w:ascii="Times New Roman" w:hAnsi="Times New Roman" w:cs="Times New Roman"/>
+          <w:b/>
+          <w:sz w:val="36"/>
+          <w:szCs w:val="36"/>
+        </w:rPr>
         <w:t>(4)</w:t>
       </w:r>
     </w:p>
@@ -2572,7 +3239,7 @@
           <w:sz w:val="36"/>
           <w:szCs w:val="36"/>
         </w:rPr>
-        <w:t>always [ ever , never ]</w:t>
+        <w:t>always [ever, never]</w:t>
       </w:r>
     </w:p>
     <w:p>
@@ -2596,7 +3263,7 @@
           <w:sz w:val="36"/>
           <w:szCs w:val="36"/>
         </w:rPr>
-        <w:t>hot [ cold , sold ]</w:t>
+        <w:t>hot [cold, sold]</w:t>
       </w:r>
     </w:p>
     <w:p>
@@ -2620,7 +3287,7 @@
           <w:sz w:val="36"/>
           <w:szCs w:val="36"/>
         </w:rPr>
-        <w:t>open [ late , close ]</w:t>
+        <w:t>open [late, close]</w:t>
       </w:r>
     </w:p>
     <w:p>
@@ -2644,7 +3311,7 @@
           <w:sz w:val="36"/>
           <w:szCs w:val="36"/>
         </w:rPr>
-        <w:t>question [ answer , comma ]</w:t>
+        <w:t>question [answer, comma]</w:t>
       </w:r>
     </w:p>
     <w:p>
@@ -2733,6 +3400,32 @@
           <w:szCs w:val="36"/>
         </w:rPr>
         <w:tab/>
+      </w:r>
+      <w:r>
+        <w:rPr>
+          <w:rFonts w:ascii="Times New Roman" w:hAnsi="Times New Roman" w:cs="Times New Roman"/>
+          <w:b/>
+          <w:sz w:val="36"/>
+          <w:szCs w:val="36"/>
+        </w:rPr>
+        <w:tab/>
+      </w:r>
+      <w:r>
+        <w:rPr>
+          <w:rFonts w:ascii="Times New Roman" w:hAnsi="Times New Roman" w:cs="Times New Roman"/>
+          <w:b/>
+          <w:sz w:val="36"/>
+          <w:szCs w:val="36"/>
+        </w:rPr>
+        <w:tab/>
+      </w:r>
+      <w:r>
+        <w:rPr>
+          <w:rFonts w:ascii="Times New Roman" w:hAnsi="Times New Roman" w:cs="Times New Roman"/>
+          <w:b/>
+          <w:sz w:val="36"/>
+          <w:szCs w:val="36"/>
+        </w:rPr>
         <w:t>(4</w:t>
       </w:r>
       <w:r>
@@ -2786,7 +3479,23 @@
           <w:sz w:val="36"/>
           <w:szCs w:val="36"/>
         </w:rPr>
-        <w:t>__________________________________________</w:t>
+        <w:t>___________________</w:t>
+      </w:r>
+      <w:r>
+        <w:rPr>
+          <w:rFonts w:ascii="Times New Roman" w:hAnsi="Times New Roman" w:cs="Times New Roman"/>
+          <w:sz w:val="36"/>
+          <w:szCs w:val="36"/>
+        </w:rPr>
+        <w:t>___________</w:t>
+      </w:r>
+      <w:r>
+        <w:rPr>
+          <w:rFonts w:ascii="Times New Roman" w:hAnsi="Times New Roman" w:cs="Times New Roman"/>
+          <w:sz w:val="36"/>
+          <w:szCs w:val="36"/>
+        </w:rPr>
+        <w:t>_______________________</w:t>
       </w:r>
     </w:p>
     <w:p>
@@ -2830,24 +3539,61 @@
           <w:sz w:val="36"/>
           <w:szCs w:val="36"/>
         </w:rPr>
-        <w:t>____________________________________________</w:t>
+        <w:t>_______________________________</w:t>
+      </w:r>
+      <w:r>
+        <w:rPr>
+          <w:rFonts w:ascii="Times New Roman" w:hAnsi="Times New Roman" w:cs="Times New Roman"/>
+          <w:sz w:val="36"/>
+          <w:szCs w:val="36"/>
+        </w:rPr>
+        <w:t>_________</w:t>
+      </w:r>
+      <w:r>
+        <w:rPr>
+          <w:rFonts w:ascii="Times New Roman" w:hAnsi="Times New Roman" w:cs="Times New Roman"/>
+          <w:sz w:val="36"/>
+          <w:szCs w:val="36"/>
+        </w:rPr>
+        <w:t>_____________</w:t>
       </w:r>
     </w:p>
     <w:p>
       <w:pPr>
-        <w:pStyle w:val="ListParagraph"/>
         <w:spacing w:after="0" w:line="360" w:lineRule="auto"/>
-        <w:ind w:left="288"/>
-        <w:rPr>
-          <w:rFonts w:ascii="Times New Roman" w:hAnsi="Times New Roman" w:cs="Times New Roman"/>
-          <w:sz w:val="36"/>
-          <w:szCs w:val="36"/>
-        </w:rPr>
-      </w:pPr>
+        <w:rPr>
+          <w:rFonts w:ascii="Times New Roman" w:hAnsi="Times New Roman" w:cs="Times New Roman"/>
+          <w:sz w:val="36"/>
+          <w:szCs w:val="36"/>
+        </w:rPr>
+      </w:pPr>
+    </w:p>
+    <w:p>
+      <w:pPr>
+        <w:spacing w:after="0" w:line="360" w:lineRule="auto"/>
+        <w:jc w:val="center"/>
+        <w:rPr>
+          <w:rFonts w:ascii="Times New Roman" w:hAnsi="Times New Roman" w:cs="Times New Roman"/>
+          <w:b/>
+          <w:bCs/>
+          <w:sz w:val="36"/>
+          <w:szCs w:val="36"/>
+        </w:rPr>
+      </w:pPr>
+      <w:r>
+        <w:rPr>
+          <w:rFonts w:ascii="Times New Roman" w:hAnsi="Times New Roman" w:cs="Times New Roman"/>
+          <w:b/>
+          <w:bCs/>
+          <w:sz w:val="36"/>
+          <w:szCs w:val="36"/>
+        </w:rPr>
+        <w:t>The End</w:t>
+      </w:r>
     </w:p>
     <w:sectPr>
       <w:pgSz w:w="11907" w:h="16839" w:code="9"/>
-      <w:pgMar w:top="1440" w:right="927" w:bottom="450" w:left="1440" w:header="720" w:footer="720" w:gutter="0"/>
+      <w:pgMar w:top="720" w:right="720" w:bottom="720" w:left="720" w:header="720" w:footer="720" w:gutter="0"/>
       <w:cols w:space="720"/>
       <w:docGrid w:linePitch="360"/>
     </w:sectPr>
@@ -2856,7 +3602,7 @@
 </file>
 
 <file path=word/endnotes.xml><?xml version="1.0" encoding="utf-8"?>
-<w:endnotes xmlns:wpc="http://schemas.microsoft.com/office/word/2010/wordprocessingCanvas" xmlns:mc="http://schemas.openxmlformats.org/markup-compatibility/2006" xmlns:o="urn:schemas-microsoft-com:office:office" xmlns:r="http://schemas.openxmlformats.org/officeDocument/2006/relationships" xmlns:m="http://schemas.openxmlformats.org/officeDocument/2006/math" xmlns:v="urn:schemas-microsoft-com:vml" xmlns:wp14="http://schemas.microsoft.com/office/word/2010/wordprocessingDrawing" xmlns:wp="http://schemas.openxmlformats.org/drawingml/2006/wordprocessingDrawing" xmlns:w10="urn:schemas-microsoft-com:office:word" xmlns:w="http://schemas.openxmlformats.org/wordprocessingml/2006/main" xmlns:w14="http://schemas.microsoft.com/office/word/2010/wordml" xmlns:w15="http://schemas.microsoft.com/office/word/2012/wordml" xmlns:wpg="http://schemas.microsoft.com/office/word/2010/wordprocessingGroup" xmlns:wpi="http://schemas.microsoft.com/office/word/2010/wordprocessingInk" xmlns:wne="http://schemas.microsoft.com/office/word/2006/wordml" xmlns:wps="http://schemas.microsoft.com/office/word/2010/wordprocessingShape" mc:Ignorable="w14 w15 wp14">
+<w:endnotes xmlns:wpc="http://schemas.microsoft.com/office/word/2010/wordprocessingCanvas" xmlns:cx="http://schemas.microsoft.com/office/drawing/2014/chartex" xmlns:cx1="http://schemas.microsoft.com/office/drawing/2015/9/8/chartex" xmlns:cx2="http://schemas.microsoft.com/office/drawing/2015/10/21/chartex" xmlns:cx3="http://schemas.microsoft.com/office/drawing/2016/5/9/chartex" xmlns:cx4="http://schemas.microsoft.com/office/drawing/2016/5/10/chartex" xmlns:cx5="http://schemas.microsoft.com/office/drawing/2016/5/11/chartex" xmlns:cx6="http://schemas.microsoft.com/office/drawing/2016/5/12/chartex" xmlns:cx7="http://schemas.microsoft.com/office/drawing/2016/5/13/chartex" xmlns:cx8="http://schemas.microsoft.com/office/drawing/2016/5/14/chartex" xmlns:mc="http://schemas.openxmlformats.org/markup-compatibility/2006" xmlns:aink="http://schemas.microsoft.com/office/drawing/2016/ink" xmlns:am3d="http://schemas.microsoft.com/office/drawing/2017/model3d" xmlns:o="urn:schemas-microsoft-com:office:office" xmlns:oel="http://schemas.microsoft.com/office/2019/extlst" xmlns:r="http://schemas.openxmlformats.org/officeDocument/2006/relationships" xmlns:m="http://schemas.openxmlformats.org/officeDocument/2006/math" xmlns:v="urn:schemas-microsoft-com:vml" xmlns:wp14="http://schemas.microsoft.com/office/word/2010/wordprocessingDrawing" xmlns:wp="http://schemas.openxmlformats.org/drawingml/2006/wordprocessingDrawing" xmlns:w10="urn:schemas-microsoft-com:office:word" xmlns:w="http://schemas.openxmlformats.org/wordprocessingml/2006/main" xmlns:w14="http://schemas.microsoft.com/office/word/2010/wordml" xmlns:w15="http://schemas.microsoft.com/office/word/2012/wordml" xmlns:w16cex="http://schemas.microsoft.com/office/word/2018/wordml/cex" xmlns:w16cid="http://schemas.microsoft.com/office/word/2016/wordml/cid" xmlns:w16="http://schemas.microsoft.com/office/word/2018/wordml" xmlns:w16du="http://schemas.microsoft.com/office/word/2023/wordml/word16du" xmlns:w16sdtdh="http://schemas.microsoft.com/office/word/2020/wordml/sdtdatahash" xmlns:w16sdtfl="http://schemas.microsoft.com/office/word/2024/wordml/sdtformatlock" xmlns:w16se="http://schemas.microsoft.com/office/word/2015/wordml/symex" xmlns:wpg="http://schemas.microsoft.com/office/word/2010/wordprocessingGroup" xmlns:wpi="http://schemas.microsoft.com/office/word/2010/wordprocessingInk" xmlns:wne="http://schemas.microsoft.com/office/word/2006/wordml" xmlns:wps="http://schemas.microsoft.com/office/word/2010/wordprocessingShape" mc:Ignorable="w14 w15 w16se w16cid w16 w16cex w16sdtdh w16sdtfl w16du wp14">
   <w:endnote w:type="separator" w:id="-1">
     <w:p>
       <w:pPr>
@@ -2881,7 +3627,7 @@
 </file>
 
 <file path=word/footnotes.xml><?xml version="1.0" encoding="utf-8"?>
-<w:footnotes xmlns:wpc="http://schemas.microsoft.com/office/word/2010/wordprocessingCanvas" xmlns:mc="http://schemas.openxmlformats.org/markup-compatibility/2006" xmlns:o="urn:schemas-microsoft-com:office:office" xmlns:r="http://schemas.openxmlformats.org/officeDocument/2006/relationships" xmlns:m="http://schemas.openxmlformats.org/officeDocument/2006/math" xmlns:v="urn:schemas-microsoft-com:vml" xmlns:wp14="http://schemas.microsoft.com/office/word/2010/wordprocessingDrawing" xmlns:wp="http://schemas.openxmlformats.org/drawingml/2006/wordprocessingDrawing" xmlns:w10="urn:schemas-microsoft-com:office:word" xmlns:w="http://schemas.openxmlformats.org/wordprocessingml/2006/main" xmlns:w14="http://schemas.microsoft.com/office/word/2010/wordml" xmlns:w15="http://schemas.microsoft.com/office/word/2012/wordml" xmlns:wpg="http://schemas.microsoft.com/office/word/2010/wordprocessingGroup" xmlns:wpi="http://schemas.microsoft.com/office/word/2010/wordprocessingInk" xmlns:wne="http://schemas.microsoft.com/office/word/2006/wordml" xmlns:wps="http://schemas.microsoft.com/office/word/2010/wordprocessingShape" mc:Ignorable="w14 w15 wp14">
+<w:footnotes xmlns:wpc="http://schemas.microsoft.com/office/word/2010/wordprocessingCanvas" xmlns:cx="http://schemas.microsoft.com/office/drawing/2014/chartex" xmlns:cx1="http://schemas.microsoft.com/office/drawing/2015/9/8/chartex" xmlns:cx2="http://schemas.microsoft.com/office/drawing/2015/10/21/chartex" xmlns:cx3="http://schemas.microsoft.com/office/drawing/2016/5/9/chartex" xmlns:cx4="http://schemas.microsoft.com/office/drawing/2016/5/10/chartex" xmlns:cx5="http://schemas.microsoft.com/office/drawing/2016/5/11/chartex" xmlns:cx6="http://schemas.microsoft.com/office/drawing/2016/5/12/chartex" xmlns:cx7="http://schemas.microsoft.com/office/drawing/2016/5/13/chartex" xmlns:cx8="http://schemas.microsoft.com/office/drawing/2016/5/14/chartex" xmlns:mc="http://schemas.openxmlformats.org/markup-compatibility/2006" xmlns:aink="http://schemas.microsoft.com/office/drawing/2016/ink" xmlns:am3d="http://schemas.microsoft.com/office/drawing/2017/model3d" xmlns:o="urn:schemas-microsoft-com:office:office" xmlns:oel="http://schemas.microsoft.com/office/2019/extlst" xmlns:r="http://schemas.openxmlformats.org/officeDocument/2006/relationships" xmlns:m="http://schemas.openxmlformats.org/officeDocument/2006/math" xmlns:v="urn:schemas-microsoft-com:vml" xmlns:wp14="http://schemas.microsoft.com/office/word/2010/wordprocessingDrawing" xmlns:wp="http://schemas.openxmlformats.org/drawingml/2006/wordprocessingDrawing" xmlns:w10="urn:schemas-microsoft-com:office:word" xmlns:w="http://schemas.openxmlformats.org/wordprocessingml/2006/main" xmlns:w14="http://schemas.microsoft.com/office/word/2010/wordml" xmlns:w15="http://schemas.microsoft.com/office/word/2012/wordml" xmlns:w16cex="http://schemas.microsoft.com/office/word/2018/wordml/cex" xmlns:w16cid="http://schemas.microsoft.com/office/word/2016/wordml/cid" xmlns:w16="http://schemas.microsoft.com/office/word/2018/wordml" xmlns:w16du="http://schemas.microsoft.com/office/word/2023/wordml/word16du" xmlns:w16sdtdh="http://schemas.microsoft.com/office/word/2020/wordml/sdtdatahash" xmlns:w16sdtfl="http://schemas.microsoft.com/office/word/2024/wordml/sdtformatlock" xmlns:w16se="http://schemas.microsoft.com/office/word/2015/wordml/symex" xmlns:wpg="http://schemas.microsoft.com/office/word/2010/wordprocessingGroup" xmlns:wpi="http://schemas.microsoft.com/office/word/2010/wordprocessingInk" xmlns:wne="http://schemas.microsoft.com/office/word/2006/wordml" xmlns:wps="http://schemas.microsoft.com/office/word/2010/wordprocessingShape" mc:Ignorable="w14 w15 w16se w16cid w16 w16cex w16sdtdh w16sdtfl w16du wp14">
   <w:footnote w:type="separator" w:id="-1">
     <w:p>
       <w:pPr>
@@ -2906,8 +3652,8 @@
 </file>
 
 <file path=word/numbering.xml><?xml version="1.0" encoding="utf-8"?>
-<w:numbering xmlns:wpc="http://schemas.microsoft.com/office/word/2010/wordprocessingCanvas" xmlns:mc="http://schemas.openxmlformats.org/markup-compatibility/2006" xmlns:o="urn:schemas-microsoft-com:office:office" xmlns:r="http://schemas.openxmlformats.org/officeDocument/2006/relationships" xmlns:m="http://schemas.openxmlformats.org/officeDocument/2006/math" xmlns:v="urn:schemas-microsoft-com:vml" xmlns:wp14="http://schemas.microsoft.com/office/word/2010/wordprocessingDrawing" xmlns:wp="http://schemas.openxmlformats.org/drawingml/2006/wordprocessingDrawing" xmlns:w10="urn:schemas-microsoft-com:office:word" xmlns:w="http://schemas.openxmlformats.org/wordprocessingml/2006/main" xmlns:w14="http://schemas.microsoft.com/office/word/2010/wordml" xmlns:w15="http://schemas.microsoft.com/office/word/2012/wordml" xmlns:wpg="http://schemas.microsoft.com/office/word/2010/wordprocessingGroup" xmlns:wpi="http://schemas.microsoft.com/office/word/2010/wordprocessingInk" xmlns:wne="http://schemas.microsoft.com/office/word/2006/wordml" xmlns:wps="http://schemas.microsoft.com/office/word/2010/wordprocessingShape" mc:Ignorable="w14 w15 wp14">
-  <w:abstractNum w:abstractNumId="0">
+<w:numbering xmlns:wpc="http://schemas.microsoft.com/office/word/2010/wordprocessingCanvas" xmlns:cx="http://schemas.microsoft.com/office/drawing/2014/chartex" xmlns:cx1="http://schemas.microsoft.com/office/drawing/2015/9/8/chartex" xmlns:cx2="http://schemas.microsoft.com/office/drawing/2015/10/21/chartex" xmlns:cx3="http://schemas.microsoft.com/office/drawing/2016/5/9/chartex" xmlns:cx4="http://schemas.microsoft.com/office/drawing/2016/5/10/chartex" xmlns:cx5="http://schemas.microsoft.com/office/drawing/2016/5/11/chartex" xmlns:cx6="http://schemas.microsoft.com/office/drawing/2016/5/12/chartex" xmlns:cx7="http://schemas.microsoft.com/office/drawing/2016/5/13/chartex" xmlns:cx8="http://schemas.microsoft.com/office/drawing/2016/5/14/chartex" xmlns:mc="http://schemas.openxmlformats.org/markup-compatibility/2006" xmlns:aink="http://schemas.microsoft.com/office/drawing/2016/ink" xmlns:am3d="http://schemas.microsoft.com/office/drawing/2017/model3d" xmlns:o="urn:schemas-microsoft-com:office:office" xmlns:oel="http://schemas.microsoft.com/office/2019/extlst" xmlns:r="http://schemas.openxmlformats.org/officeDocument/2006/relationships" xmlns:m="http://schemas.openxmlformats.org/officeDocument/2006/math" xmlns:v="urn:schemas-microsoft-com:vml" xmlns:wp14="http://schemas.microsoft.com/office/word/2010/wordprocessingDrawing" xmlns:wp="http://schemas.openxmlformats.org/drawingml/2006/wordprocessingDrawing" xmlns:w10="urn:schemas-microsoft-com:office:word" xmlns:w="http://schemas.openxmlformats.org/wordprocessingml/2006/main" xmlns:w14="http://schemas.microsoft.com/office/word/2010/wordml" xmlns:w15="http://schemas.microsoft.com/office/word/2012/wordml" xmlns:w16cex="http://schemas.microsoft.com/office/word/2018/wordml/cex" xmlns:w16cid="http://schemas.microsoft.com/office/word/2016/wordml/cid" xmlns:w16="http://schemas.microsoft.com/office/word/2018/wordml" xmlns:w16du="http://schemas.microsoft.com/office/word/2023/wordml/word16du" xmlns:w16sdtdh="http://schemas.microsoft.com/office/word/2020/wordml/sdtdatahash" xmlns:w16sdtfl="http://schemas.microsoft.com/office/word/2024/wordml/sdtformatlock" xmlns:w16se="http://schemas.microsoft.com/office/word/2015/wordml/symex" xmlns:wpg="http://schemas.microsoft.com/office/word/2010/wordprocessingGroup" xmlns:wpi="http://schemas.microsoft.com/office/word/2010/wordprocessingInk" xmlns:wne="http://schemas.microsoft.com/office/word/2006/wordml" xmlns:wps="http://schemas.microsoft.com/office/word/2010/wordprocessingShape" mc:Ignorable="w14 w15 w16se w16cid w16 w16cex w16sdtdh w16sdtfl w16du wp14">
+  <w:abstractNum w:abstractNumId="0" w15:restartNumberingAfterBreak="0">
     <w:nsid w:val="02151EDD"/>
     <w:multiLevelType w:val="hybridMultilevel"/>
     <w:tmpl w:val="512678D6"/>
@@ -2993,7 +3739,7 @@
       </w:pPr>
     </w:lvl>
   </w:abstractNum>
-  <w:abstractNum w:abstractNumId="1">
+  <w:abstractNum w:abstractNumId="1" w15:restartNumberingAfterBreak="0">
     <w:nsid w:val="028B4024"/>
     <w:multiLevelType w:val="hybridMultilevel"/>
     <w:tmpl w:val="CB8AE5DE"/>
@@ -3079,7 +3825,7 @@
       </w:pPr>
     </w:lvl>
   </w:abstractNum>
-  <w:abstractNum w:abstractNumId="2">
+  <w:abstractNum w:abstractNumId="2" w15:restartNumberingAfterBreak="0">
     <w:nsid w:val="06D12058"/>
     <w:multiLevelType w:val="hybridMultilevel"/>
     <w:tmpl w:val="15C81F42"/>
@@ -3165,7 +3911,7 @@
       </w:pPr>
     </w:lvl>
   </w:abstractNum>
-  <w:abstractNum w:abstractNumId="3">
+  <w:abstractNum w:abstractNumId="3" w15:restartNumberingAfterBreak="0">
     <w:nsid w:val="095B29B0"/>
     <w:multiLevelType w:val="hybridMultilevel"/>
     <w:tmpl w:val="E0189546"/>
@@ -3251,7 +3997,7 @@
       </w:pPr>
     </w:lvl>
   </w:abstractNum>
-  <w:abstractNum w:abstractNumId="4">
+  <w:abstractNum w:abstractNumId="4" w15:restartNumberingAfterBreak="0">
     <w:nsid w:val="0D790BC8"/>
     <w:multiLevelType w:val="hybridMultilevel"/>
     <w:tmpl w:val="6BE82294"/>
@@ -3337,7 +4083,7 @@
       </w:pPr>
     </w:lvl>
   </w:abstractNum>
-  <w:abstractNum w:abstractNumId="5">
+  <w:abstractNum w:abstractNumId="5" w15:restartNumberingAfterBreak="0">
     <w:nsid w:val="0DFF2BE2"/>
     <w:multiLevelType w:val="hybridMultilevel"/>
     <w:tmpl w:val="8CCCDF94"/>
@@ -3423,7 +4169,7 @@
       </w:pPr>
     </w:lvl>
   </w:abstractNum>
-  <w:abstractNum w:abstractNumId="6">
+  <w:abstractNum w:abstractNumId="6" w15:restartNumberingAfterBreak="0">
     <w:nsid w:val="10DC0924"/>
     <w:multiLevelType w:val="hybridMultilevel"/>
     <w:tmpl w:val="CD96A804"/>
@@ -3509,7 +4255,7 @@
       </w:pPr>
     </w:lvl>
   </w:abstractNum>
-  <w:abstractNum w:abstractNumId="7">
+  <w:abstractNum w:abstractNumId="7" w15:restartNumberingAfterBreak="0">
     <w:nsid w:val="149B3706"/>
     <w:multiLevelType w:val="hybridMultilevel"/>
     <w:tmpl w:val="2F9030B8"/>
@@ -3598,7 +4344,7 @@
       </w:pPr>
     </w:lvl>
   </w:abstractNum>
-  <w:abstractNum w:abstractNumId="8">
+  <w:abstractNum w:abstractNumId="8" w15:restartNumberingAfterBreak="0">
     <w:nsid w:val="165A30D1"/>
     <w:multiLevelType w:val="hybridMultilevel"/>
     <w:tmpl w:val="21E48E96"/>
@@ -3684,7 +4430,7 @@
       </w:pPr>
     </w:lvl>
   </w:abstractNum>
-  <w:abstractNum w:abstractNumId="9">
+  <w:abstractNum w:abstractNumId="9" w15:restartNumberingAfterBreak="0">
     <w:nsid w:val="178B611E"/>
     <w:multiLevelType w:val="hybridMultilevel"/>
     <w:tmpl w:val="FD16FD44"/>
@@ -3770,7 +4516,7 @@
       </w:pPr>
     </w:lvl>
   </w:abstractNum>
-  <w:abstractNum w:abstractNumId="10">
+  <w:abstractNum w:abstractNumId="10" w15:restartNumberingAfterBreak="0">
     <w:nsid w:val="17B0657B"/>
     <w:multiLevelType w:val="hybridMultilevel"/>
     <w:tmpl w:val="B8F04C12"/>
@@ -3856,7 +4602,7 @@
       </w:pPr>
     </w:lvl>
   </w:abstractNum>
-  <w:abstractNum w:abstractNumId="11">
+  <w:abstractNum w:abstractNumId="11" w15:restartNumberingAfterBreak="0">
     <w:nsid w:val="1C78551E"/>
     <w:multiLevelType w:val="hybridMultilevel"/>
     <w:tmpl w:val="6F825C30"/>
@@ -3942,7 +4688,7 @@
       </w:pPr>
     </w:lvl>
   </w:abstractNum>
-  <w:abstractNum w:abstractNumId="12">
+  <w:abstractNum w:abstractNumId="12" w15:restartNumberingAfterBreak="0">
     <w:nsid w:val="221F32F5"/>
     <w:multiLevelType w:val="hybridMultilevel"/>
     <w:tmpl w:val="C4D0D9BE"/>
@@ -4031,7 +4777,7 @@
       </w:pPr>
     </w:lvl>
   </w:abstractNum>
-  <w:abstractNum w:abstractNumId="13">
+  <w:abstractNum w:abstractNumId="13" w15:restartNumberingAfterBreak="0">
     <w:nsid w:val="2BDC4270"/>
     <w:multiLevelType w:val="hybridMultilevel"/>
     <w:tmpl w:val="03BEF948"/>
@@ -4117,7 +4863,7 @@
       </w:pPr>
     </w:lvl>
   </w:abstractNum>
-  <w:abstractNum w:abstractNumId="14">
+  <w:abstractNum w:abstractNumId="14" w15:restartNumberingAfterBreak="0">
     <w:nsid w:val="2EBF072A"/>
     <w:multiLevelType w:val="hybridMultilevel"/>
     <w:tmpl w:val="F5704BD8"/>
@@ -4203,7 +4949,7 @@
       </w:pPr>
     </w:lvl>
   </w:abstractNum>
-  <w:abstractNum w:abstractNumId="15">
+  <w:abstractNum w:abstractNumId="15" w15:restartNumberingAfterBreak="0">
     <w:nsid w:val="309D363A"/>
     <w:multiLevelType w:val="hybridMultilevel"/>
     <w:tmpl w:val="149ADB3E"/>
@@ -4289,7 +5035,7 @@
       </w:pPr>
     </w:lvl>
   </w:abstractNum>
-  <w:abstractNum w:abstractNumId="16">
+  <w:abstractNum w:abstractNumId="16" w15:restartNumberingAfterBreak="0">
     <w:nsid w:val="32D71F8B"/>
     <w:multiLevelType w:val="hybridMultilevel"/>
     <w:tmpl w:val="9A203F24"/>
@@ -4375,7 +5121,7 @@
       </w:pPr>
     </w:lvl>
   </w:abstractNum>
-  <w:abstractNum w:abstractNumId="17">
+  <w:abstractNum w:abstractNumId="17" w15:restartNumberingAfterBreak="0">
     <w:nsid w:val="34EE57D0"/>
     <w:multiLevelType w:val="hybridMultilevel"/>
     <w:tmpl w:val="403CA040"/>
@@ -4461,7 +5207,7 @@
       </w:pPr>
     </w:lvl>
   </w:abstractNum>
-  <w:abstractNum w:abstractNumId="18">
+  <w:abstractNum w:abstractNumId="18" w15:restartNumberingAfterBreak="0">
     <w:nsid w:val="42600D7A"/>
     <w:multiLevelType w:val="hybridMultilevel"/>
     <w:tmpl w:val="73F85468"/>
@@ -4547,7 +5293,7 @@
       </w:pPr>
     </w:lvl>
   </w:abstractNum>
-  <w:abstractNum w:abstractNumId="19">
+  <w:abstractNum w:abstractNumId="19" w15:restartNumberingAfterBreak="0">
     <w:nsid w:val="44C46397"/>
     <w:multiLevelType w:val="hybridMultilevel"/>
     <w:tmpl w:val="B106C3DE"/>
@@ -4633,7 +5379,7 @@
       </w:pPr>
     </w:lvl>
   </w:abstractNum>
-  <w:abstractNum w:abstractNumId="20">
+  <w:abstractNum w:abstractNumId="20" w15:restartNumberingAfterBreak="0">
     <w:nsid w:val="47BC3791"/>
     <w:multiLevelType w:val="hybridMultilevel"/>
     <w:tmpl w:val="CB8AE5DE"/>
@@ -4719,7 +5465,7 @@
       </w:pPr>
     </w:lvl>
   </w:abstractNum>
-  <w:abstractNum w:abstractNumId="21">
+  <w:abstractNum w:abstractNumId="21" w15:restartNumberingAfterBreak="0">
     <w:nsid w:val="489E10FA"/>
     <w:multiLevelType w:val="hybridMultilevel"/>
     <w:tmpl w:val="0D64F290"/>
@@ -4805,7 +5551,7 @@
       </w:pPr>
     </w:lvl>
   </w:abstractNum>
-  <w:abstractNum w:abstractNumId="22">
+  <w:abstractNum w:abstractNumId="22" w15:restartNumberingAfterBreak="0">
     <w:nsid w:val="4A740CD7"/>
     <w:multiLevelType w:val="hybridMultilevel"/>
     <w:tmpl w:val="93E8CEC4"/>
@@ -4891,7 +5637,7 @@
       </w:pPr>
     </w:lvl>
   </w:abstractNum>
-  <w:abstractNum w:abstractNumId="23">
+  <w:abstractNum w:abstractNumId="23" w15:restartNumberingAfterBreak="0">
     <w:nsid w:val="4AB9672F"/>
     <w:multiLevelType w:val="hybridMultilevel"/>
     <w:tmpl w:val="8258E206"/>
@@ -4977,7 +5723,7 @@
       </w:pPr>
     </w:lvl>
   </w:abstractNum>
-  <w:abstractNum w:abstractNumId="24">
+  <w:abstractNum w:abstractNumId="24" w15:restartNumberingAfterBreak="0">
     <w:nsid w:val="4BD20D41"/>
     <w:multiLevelType w:val="hybridMultilevel"/>
     <w:tmpl w:val="0840B838"/>
@@ -5063,7 +5809,7 @@
       </w:pPr>
     </w:lvl>
   </w:abstractNum>
-  <w:abstractNum w:abstractNumId="25">
+  <w:abstractNum w:abstractNumId="25" w15:restartNumberingAfterBreak="0">
     <w:nsid w:val="5012073A"/>
     <w:multiLevelType w:val="hybridMultilevel"/>
     <w:tmpl w:val="B0B6B4CE"/>
@@ -5152,7 +5898,7 @@
       </w:pPr>
     </w:lvl>
   </w:abstractNum>
-  <w:abstractNum w:abstractNumId="26">
+  <w:abstractNum w:abstractNumId="26" w15:restartNumberingAfterBreak="0">
     <w:nsid w:val="53E711CD"/>
     <w:multiLevelType w:val="hybridMultilevel"/>
     <w:tmpl w:val="C248ED00"/>
@@ -5238,7 +5984,7 @@
       </w:pPr>
     </w:lvl>
   </w:abstractNum>
-  <w:abstractNum w:abstractNumId="27">
+  <w:abstractNum w:abstractNumId="27" w15:restartNumberingAfterBreak="0">
     <w:nsid w:val="56DD118E"/>
     <w:multiLevelType w:val="hybridMultilevel"/>
     <w:tmpl w:val="6D480102"/>
@@ -5324,7 +6070,7 @@
       </w:pPr>
     </w:lvl>
   </w:abstractNum>
-  <w:abstractNum w:abstractNumId="28">
+  <w:abstractNum w:abstractNumId="28" w15:restartNumberingAfterBreak="0">
     <w:nsid w:val="5A652C97"/>
     <w:multiLevelType w:val="hybridMultilevel"/>
     <w:tmpl w:val="96CA5BD4"/>
@@ -5410,7 +6156,7 @@
       </w:pPr>
     </w:lvl>
   </w:abstractNum>
-  <w:abstractNum w:abstractNumId="29">
+  <w:abstractNum w:abstractNumId="29" w15:restartNumberingAfterBreak="0">
     <w:nsid w:val="5B6A2E0D"/>
     <w:multiLevelType w:val="hybridMultilevel"/>
     <w:tmpl w:val="E64461FC"/>
@@ -5496,7 +6242,7 @@
       </w:pPr>
     </w:lvl>
   </w:abstractNum>
-  <w:abstractNum w:abstractNumId="30">
+  <w:abstractNum w:abstractNumId="30" w15:restartNumberingAfterBreak="0">
     <w:nsid w:val="625942DD"/>
     <w:multiLevelType w:val="hybridMultilevel"/>
     <w:tmpl w:val="BCDA82A8"/>
@@ -5582,7 +6328,7 @@
       </w:pPr>
     </w:lvl>
   </w:abstractNum>
-  <w:abstractNum w:abstractNumId="31">
+  <w:abstractNum w:abstractNumId="31" w15:restartNumberingAfterBreak="0">
     <w:nsid w:val="6FBD069A"/>
     <w:multiLevelType w:val="hybridMultilevel"/>
     <w:tmpl w:val="00724D0E"/>
@@ -5668,7 +6414,7 @@
       </w:pPr>
     </w:lvl>
   </w:abstractNum>
-  <w:abstractNum w:abstractNumId="32">
+  <w:abstractNum w:abstractNumId="32" w15:restartNumberingAfterBreak="0">
     <w:nsid w:val="75870BF4"/>
     <w:multiLevelType w:val="hybridMultilevel"/>
     <w:tmpl w:val="C248ED00"/>
@@ -5754,110 +6500,110 @@
       </w:pPr>
     </w:lvl>
   </w:abstractNum>
-  <w:num w:numId="1">
+  <w:num w:numId="1" w16cid:durableId="1141968208">
     <w:abstractNumId w:val="24"/>
   </w:num>
-  <w:num w:numId="2">
+  <w:num w:numId="2" w16cid:durableId="84495616">
     <w:abstractNumId w:val="15"/>
   </w:num>
-  <w:num w:numId="3">
+  <w:num w:numId="3" w16cid:durableId="819275070">
     <w:abstractNumId w:val="25"/>
   </w:num>
-  <w:num w:numId="4">
+  <w:num w:numId="4" w16cid:durableId="525825987">
     <w:abstractNumId w:val="12"/>
   </w:num>
-  <w:num w:numId="5">
+  <w:num w:numId="5" w16cid:durableId="1731228884">
     <w:abstractNumId w:val="21"/>
   </w:num>
-  <w:num w:numId="6">
+  <w:num w:numId="6" w16cid:durableId="522591433">
     <w:abstractNumId w:val="20"/>
   </w:num>
-  <w:num w:numId="7">
+  <w:num w:numId="7" w16cid:durableId="385492677">
     <w:abstractNumId w:val="17"/>
   </w:num>
-  <w:num w:numId="8">
+  <w:num w:numId="8" w16cid:durableId="13580527">
     <w:abstractNumId w:val="19"/>
   </w:num>
-  <w:num w:numId="9">
+  <w:num w:numId="9" w16cid:durableId="54815415">
     <w:abstractNumId w:val="27"/>
   </w:num>
-  <w:num w:numId="10">
+  <w:num w:numId="10" w16cid:durableId="1692027181">
     <w:abstractNumId w:val="29"/>
   </w:num>
-  <w:num w:numId="11">
+  <w:num w:numId="11" w16cid:durableId="1205829188">
     <w:abstractNumId w:val="4"/>
   </w:num>
-  <w:num w:numId="12">
+  <w:num w:numId="12" w16cid:durableId="1285306027">
     <w:abstractNumId w:val="23"/>
   </w:num>
-  <w:num w:numId="13">
+  <w:num w:numId="13" w16cid:durableId="1204901501">
     <w:abstractNumId w:val="6"/>
   </w:num>
-  <w:num w:numId="14">
+  <w:num w:numId="14" w16cid:durableId="549195849">
     <w:abstractNumId w:val="22"/>
   </w:num>
-  <w:num w:numId="15">
+  <w:num w:numId="15" w16cid:durableId="2097507243">
     <w:abstractNumId w:val="31"/>
   </w:num>
-  <w:num w:numId="16">
+  <w:num w:numId="16" w16cid:durableId="296835312">
     <w:abstractNumId w:val="10"/>
   </w:num>
-  <w:num w:numId="17">
+  <w:num w:numId="17" w16cid:durableId="561791268">
     <w:abstractNumId w:val="11"/>
   </w:num>
-  <w:num w:numId="18">
+  <w:num w:numId="18" w16cid:durableId="1058894441">
     <w:abstractNumId w:val="30"/>
   </w:num>
-  <w:num w:numId="19">
+  <w:num w:numId="19" w16cid:durableId="1354385091">
     <w:abstractNumId w:val="2"/>
   </w:num>
-  <w:num w:numId="20">
+  <w:num w:numId="20" w16cid:durableId="593783553">
     <w:abstractNumId w:val="16"/>
   </w:num>
-  <w:num w:numId="21">
+  <w:num w:numId="21" w16cid:durableId="583997605">
     <w:abstractNumId w:val="14"/>
   </w:num>
-  <w:num w:numId="22">
+  <w:num w:numId="22" w16cid:durableId="1227570070">
     <w:abstractNumId w:val="0"/>
   </w:num>
-  <w:num w:numId="23">
+  <w:num w:numId="23" w16cid:durableId="19086912">
     <w:abstractNumId w:val="32"/>
   </w:num>
-  <w:num w:numId="24">
+  <w:num w:numId="24" w16cid:durableId="341319529">
     <w:abstractNumId w:val="8"/>
   </w:num>
-  <w:num w:numId="25">
+  <w:num w:numId="25" w16cid:durableId="571233523">
     <w:abstractNumId w:val="26"/>
   </w:num>
-  <w:num w:numId="26">
+  <w:num w:numId="26" w16cid:durableId="828910543">
     <w:abstractNumId w:val="13"/>
   </w:num>
-  <w:num w:numId="27">
+  <w:num w:numId="27" w16cid:durableId="556357427">
     <w:abstractNumId w:val="7"/>
   </w:num>
-  <w:num w:numId="28">
+  <w:num w:numId="28" w16cid:durableId="1592199645">
     <w:abstractNumId w:val="1"/>
   </w:num>
-  <w:num w:numId="29">
+  <w:num w:numId="29" w16cid:durableId="88891761">
     <w:abstractNumId w:val="3"/>
   </w:num>
-  <w:num w:numId="30">
+  <w:num w:numId="30" w16cid:durableId="436366330">
     <w:abstractNumId w:val="5"/>
   </w:num>
-  <w:num w:numId="31">
+  <w:num w:numId="31" w16cid:durableId="1528955510">
     <w:abstractNumId w:val="9"/>
   </w:num>
-  <w:num w:numId="32">
+  <w:num w:numId="32" w16cid:durableId="1949313935">
     <w:abstractNumId w:val="18"/>
   </w:num>
-  <w:num w:numId="33">
+  <w:num w:numId="33" w16cid:durableId="1027871469">
     <w:abstractNumId w:val="28"/>
   </w:num>
 </w:numbering>
 </file>
 
 <file path=word/styles.xml><?xml version="1.0" encoding="utf-8"?>
-<w:styles xmlns:mc="http://schemas.openxmlformats.org/markup-compatibility/2006" xmlns:r="http://schemas.openxmlformats.org/officeDocument/2006/relationships" xmlns:w="http://schemas.openxmlformats.org/wordprocessingml/2006/main" xmlns:w14="http://schemas.microsoft.com/office/word/2010/wordml" xmlns:w15="http://schemas.microsoft.com/office/word/2012/wordml" mc:Ignorable="w14 w15">
+<w:styles xmlns:mc="http://schemas.openxmlformats.org/markup-compatibility/2006" xmlns:r="http://schemas.openxmlformats.org/officeDocument/2006/relationships" xmlns:w="http://schemas.openxmlformats.org/wordprocessingml/2006/main" xmlns:w14="http://schemas.microsoft.com/office/word/2010/wordml" xmlns:w15="http://schemas.microsoft.com/office/word/2012/wordml" xmlns:w16cex="http://schemas.microsoft.com/office/word/2018/wordml/cex" xmlns:w16cid="http://schemas.microsoft.com/office/word/2016/wordml/cid" xmlns:w16="http://schemas.microsoft.com/office/word/2018/wordml" xmlns:w16du="http://schemas.microsoft.com/office/word/2023/wordml/word16du" xmlns:w16sdtdh="http://schemas.microsoft.com/office/word/2020/wordml/sdtdatahash" xmlns:w16sdtfl="http://schemas.microsoft.com/office/word/2024/wordml/sdtformatlock" xmlns:w16se="http://schemas.microsoft.com/office/word/2015/wordml/symex" mc:Ignorable="w14 w15 w16se w16cid w16 w16cex w16sdtdh w16sdtfl w16du">
   <w:docDefaults>
     <w:rPrDefault>
       <w:rPr>
@@ -5873,7 +6619,7 @@
       </w:pPr>
     </w:pPrDefault>
   </w:docDefaults>
-  <w:latentStyles w:defLockedState="0" w:defUIPriority="99" w:defSemiHidden="0" w:defUnhideWhenUsed="0" w:defQFormat="0" w:count="371">
+  <w:latentStyles w:defLockedState="0" w:defUIPriority="99" w:defSemiHidden="0" w:defUnhideWhenUsed="0" w:defQFormat="0" w:count="376">
     <w:lsdException w:name="Normal" w:uiPriority="0" w:qFormat="1"/>
     <w:lsdException w:name="heading 1" w:uiPriority="9" w:qFormat="1"/>
     <w:lsdException w:name="heading 2" w:semiHidden="1" w:uiPriority="9" w:unhideWhenUsed="1" w:qFormat="1"/>
@@ -6245,6 +6991,11 @@
     <w:lsdException w:name="List Table 5 Dark Accent 6" w:uiPriority="50"/>
     <w:lsdException w:name="List Table 6 Colorful Accent 6" w:uiPriority="51"/>
     <w:lsdException w:name="List Table 7 Colorful Accent 6" w:uiPriority="52"/>
+    <w:lsdException w:name="Mention" w:semiHidden="1" w:unhideWhenUsed="1"/>
+    <w:lsdException w:name="Smart Hyperlink" w:semiHidden="1" w:unhideWhenUsed="1"/>
+    <w:lsdException w:name="Hashtag" w:semiHidden="1" w:unhideWhenUsed="1"/>
+    <w:lsdException w:name="Unresolved Mention" w:semiHidden="1" w:unhideWhenUsed="1"/>
+    <w:lsdException w:name="Smart Link" w:semiHidden="1" w:unhideWhenUsed="1"/>
   </w:latentStyles>
   <w:style w:type="paragraph" w:default="1" w:styleId="Normal">
     <w:name w:val="Normal"/>
@@ -6341,7 +7092,6 @@
       <w:spacing w:after="0" w:line="240" w:lineRule="auto"/>
     </w:pPr>
     <w:tblPr>
-      <w:tblInd w:w="0" w:type="dxa"/>
       <w:tblBorders>
         <w:top w:val="single" w:sz="4" w:space="0" w:color="auto"/>
         <w:left w:val="single" w:sz="4" w:space="0" w:color="auto"/>
@@ -6350,12 +7100,6 @@
         <w:insideH w:val="single" w:sz="4" w:space="0" w:color="auto"/>
         <w:insideV w:val="single" w:sz="4" w:space="0" w:color="auto"/>
       </w:tblBorders>
-      <w:tblCellMar>
-        <w:top w:w="0" w:type="dxa"/>
-        <w:left w:w="108" w:type="dxa"/>
-        <w:bottom w:w="0" w:type="dxa"/>
-        <w:right w:w="108" w:type="dxa"/>
-      </w:tblCellMar>
     </w:tblPr>
   </w:style>
 </w:styles>

--- a/Received/one/c-1,grammar.docx
+++ b/Received/one/c-1,grammar.docx
@@ -272,7 +272,27 @@
           <w:sz w:val="24"/>
           <w:szCs w:val="24"/>
         </w:rPr>
-        <w:t>Ratnanagar-7, Sauraha, Chitwan</w:t>
+        <w:t xml:space="preserve">Ratnanagar-7, </w:t>
+      </w:r>
+      <w:proofErr w:type="spellStart"/>
+      <w:r>
+        <w:rPr>
+          <w:rFonts w:ascii="Times New Roman" w:hAnsi="Times New Roman" w:cs="Times New Roman"/>
+          <w:b/>
+          <w:sz w:val="24"/>
+          <w:szCs w:val="24"/>
+        </w:rPr>
+        <w:t>Sauraha</w:t>
+      </w:r>
+      <w:proofErr w:type="spellEnd"/>
+      <w:r>
+        <w:rPr>
+          <w:rFonts w:ascii="Times New Roman" w:hAnsi="Times New Roman" w:cs="Times New Roman"/>
+          <w:b/>
+          <w:sz w:val="24"/>
+          <w:szCs w:val="24"/>
+        </w:rPr>
+        <w:t>, Chitwan</w:t>
       </w:r>
     </w:p>
     <w:p>
@@ -510,7 +530,7 @@
           <w:sz w:val="24"/>
           <w:szCs w:val="24"/>
         </w:rPr>
-        <w:t xml:space="preserve"> </w:t>
+        <w:t xml:space="preserve"> 1 hr.</w:t>
       </w:r>
       <w:r>
         <w:rPr>
@@ -519,7 +539,7 @@
           <w:sz w:val="24"/>
           <w:szCs w:val="24"/>
         </w:rPr>
-        <w:t>1</w:t>
+        <w:tab/>
       </w:r>
       <w:r>
         <w:rPr>
@@ -528,7 +548,7 @@
           <w:sz w:val="24"/>
           <w:szCs w:val="24"/>
         </w:rPr>
-        <w:t xml:space="preserve"> hr.</w:t>
+        <w:tab/>
       </w:r>
       <w:r>
         <w:rPr>
@@ -570,24 +590,6 @@
         <w:rPr>
           <w:rFonts w:ascii="Times New Roman" w:hAnsi="Times New Roman" w:cs="Times New Roman"/>
           <w:b/>
-          <w:sz w:val="24"/>
-          <w:szCs w:val="24"/>
-        </w:rPr>
-        <w:tab/>
-      </w:r>
-      <w:r>
-        <w:rPr>
-          <w:rFonts w:ascii="Times New Roman" w:hAnsi="Times New Roman" w:cs="Times New Roman"/>
-          <w:b/>
-          <w:sz w:val="24"/>
-          <w:szCs w:val="24"/>
-        </w:rPr>
-        <w:tab/>
-      </w:r>
-      <w:r>
-        <w:rPr>
-          <w:rFonts w:ascii="Times New Roman" w:hAnsi="Times New Roman" w:cs="Times New Roman"/>
-          <w:b/>
           <w:sz w:val="28"/>
           <w:szCs w:val="28"/>
         </w:rPr>
@@ -600,16 +602,7 @@
           <w:sz w:val="28"/>
           <w:szCs w:val="28"/>
         </w:rPr>
-        <w:t xml:space="preserve"> </w:t>
-      </w:r>
-      <w:r>
-        <w:rPr>
-          <w:rFonts w:ascii="Times New Roman" w:hAnsi="Times New Roman" w:cs="Times New Roman"/>
-          <w:b/>
-          <w:sz w:val="28"/>
-          <w:szCs w:val="28"/>
-        </w:rPr>
-        <w:t>25</w:t>
+        <w:t xml:space="preserve"> 25</w:t>
       </w:r>
       <w:r>
         <w:rPr>
@@ -650,16 +643,7 @@
           <w:sz w:val="28"/>
           <w:szCs w:val="28"/>
         </w:rPr>
-        <w:t xml:space="preserve"> </w:t>
-      </w:r>
-      <w:r>
-        <w:rPr>
-          <w:rFonts w:ascii="Times New Roman" w:hAnsi="Times New Roman" w:cs="Times New Roman"/>
-          <w:b/>
-          <w:sz w:val="28"/>
-          <w:szCs w:val="28"/>
-        </w:rPr>
-        <w:t>Eng II</w:t>
+        <w:t xml:space="preserve"> Eng II</w:t>
       </w:r>
     </w:p>
     <w:tbl>
@@ -1995,16 +1979,16 @@
           <w:noProof/>
         </w:rPr>
         <w:drawing>
-          <wp:anchor distT="0" distB="0" distL="114300" distR="114300" simplePos="0" relativeHeight="251700224" behindDoc="0" locked="0" layoutInCell="1" allowOverlap="1" wp14:anchorId="334A3718" wp14:editId="68A9B4C1">
+          <wp:anchor distT="0" distB="0" distL="114300" distR="114300" simplePos="0" relativeHeight="251700224" behindDoc="0" locked="0" layoutInCell="1" allowOverlap="1" wp14:anchorId="334A3718" wp14:editId="394572AA">
             <wp:simplePos x="0" y="0"/>
             <wp:positionH relativeFrom="column">
-              <wp:posOffset>3038475</wp:posOffset>
+              <wp:posOffset>3394669</wp:posOffset>
             </wp:positionH>
             <wp:positionV relativeFrom="paragraph">
-              <wp:posOffset>8255</wp:posOffset>
+              <wp:posOffset>12700</wp:posOffset>
             </wp:positionV>
-            <wp:extent cx="714375" cy="554990"/>
-            <wp:effectExtent l="0" t="0" r="9525" b="0"/>
+            <wp:extent cx="890270" cy="691515"/>
+            <wp:effectExtent l="0" t="0" r="5080" b="0"/>
             <wp:wrapSquare wrapText="bothSides"/>
             <wp:docPr id="2" name="Picture 2"/>
             <wp:cNvGraphicFramePr>
@@ -2020,6 +2004,15 @@
                   <pic:blipFill rotWithShape="1">
                     <a:blip r:embed="rId9" cstate="print">
                       <a:extLst>
+                        <a:ext uri="{BEBA8EAE-BF5A-486C-A8C5-ECC9F3942E4B}">
+                          <a14:imgProps xmlns:a14="http://schemas.microsoft.com/office/drawing/2010/main">
+                            <a14:imgLayer r:embed="rId10">
+                              <a14:imgEffect>
+                                <a14:sharpenSoften amount="50000"/>
+                              </a14:imgEffect>
+                            </a14:imgLayer>
+                          </a14:imgProps>
+                        </a:ext>
                         <a:ext uri="{28A0092B-C50C-407E-A947-70E740481C1C}">
                           <a14:useLocalDpi xmlns:a14="http://schemas.microsoft.com/office/drawing/2010/main" val="0"/>
                         </a:ext>
@@ -2031,7 +2024,7 @@
                   <pic:spPr bwMode="auto">
                     <a:xfrm>
                       <a:off x="0" y="0"/>
-                      <a:ext cx="714375" cy="554990"/>
+                      <a:ext cx="890270" cy="691515"/>
                     </a:xfrm>
                     <a:prstGeom prst="rect">
                       <a:avLst/>
@@ -2111,11 +2104,11 @@
                     <pic:cNvPicPr/>
                   </pic:nvPicPr>
                   <pic:blipFill>
-                    <a:blip r:embed="rId10" cstate="print">
+                    <a:blip r:embed="rId11" cstate="print">
                       <a:extLst>
                         <a:ext uri="{BEBA8EAE-BF5A-486C-A8C5-ECC9F3942E4B}">
                           <a14:imgProps xmlns:a14="http://schemas.microsoft.com/office/drawing/2010/main">
-                            <a14:imgLayer r:embed="rId11">
+                            <a14:imgLayer r:embed="rId12">
                               <a14:imgEffect>
                                 <a14:sharpenSoften amount="50000"/>
                               </a14:imgEffect>
@@ -2213,16 +2206,16 @@
           <w:szCs w:val="36"/>
         </w:rPr>
         <w:drawing>
-          <wp:anchor distT="0" distB="0" distL="114300" distR="114300" simplePos="0" relativeHeight="251701248" behindDoc="0" locked="0" layoutInCell="1" allowOverlap="1" wp14:anchorId="36C174A6" wp14:editId="7045283A">
+          <wp:anchor distT="0" distB="0" distL="114300" distR="114300" simplePos="0" relativeHeight="251701248" behindDoc="0" locked="0" layoutInCell="1" allowOverlap="1" wp14:anchorId="36C174A6" wp14:editId="44258010">
             <wp:simplePos x="0" y="0"/>
             <wp:positionH relativeFrom="column">
-              <wp:posOffset>3360852</wp:posOffset>
+              <wp:posOffset>3390265</wp:posOffset>
             </wp:positionH>
             <wp:positionV relativeFrom="paragraph">
-              <wp:posOffset>241300</wp:posOffset>
+              <wp:posOffset>5715</wp:posOffset>
             </wp:positionV>
-            <wp:extent cx="930275" cy="570230"/>
-            <wp:effectExtent l="0" t="0" r="3175" b="1270"/>
+            <wp:extent cx="1293495" cy="875665"/>
+            <wp:effectExtent l="0" t="0" r="1905" b="635"/>
             <wp:wrapSquare wrapText="bothSides"/>
             <wp:docPr id="3" name="Picture 3"/>
             <wp:cNvGraphicFramePr>
@@ -2236,8 +2229,20 @@
                     <pic:cNvPicPr/>
                   </pic:nvPicPr>
                   <pic:blipFill>
-                    <a:blip r:embed="rId12" cstate="print">
+                    <a:blip r:embed="rId13" cstate="print">
                       <a:extLst>
+                        <a:ext uri="{BEBA8EAE-BF5A-486C-A8C5-ECC9F3942E4B}">
+                          <a14:imgProps xmlns:a14="http://schemas.microsoft.com/office/drawing/2010/main">
+                            <a14:imgLayer r:embed="rId14">
+                              <a14:imgEffect>
+                                <a14:sharpenSoften amount="50000"/>
+                              </a14:imgEffect>
+                              <a14:imgEffect>
+                                <a14:brightnessContrast contrast="-40000"/>
+                              </a14:imgEffect>
+                            </a14:imgLayer>
+                          </a14:imgProps>
+                        </a:ext>
                         <a:ext uri="{28A0092B-C50C-407E-A947-70E740481C1C}">
                           <a14:useLocalDpi xmlns:a14="http://schemas.microsoft.com/office/drawing/2010/main" val="0"/>
                         </a:ext>
@@ -2250,7 +2255,7 @@
                   <pic:spPr>
                     <a:xfrm>
                       <a:off x="0" y="0"/>
-                      <a:ext cx="930275" cy="570230"/>
+                      <a:ext cx="1293495" cy="875665"/>
                     </a:xfrm>
                     <a:prstGeom prst="rect">
                       <a:avLst/>
@@ -2412,7 +2417,25 @@
           <w:sz w:val="36"/>
           <w:szCs w:val="36"/>
         </w:rPr>
-        <w:t>A n__r__e cares for sick people.</w:t>
+        <w:t xml:space="preserve">A </w:t>
+      </w:r>
+      <w:proofErr w:type="spellStart"/>
+      <w:r>
+        <w:rPr>
+          <w:rFonts w:ascii="Times New Roman" w:hAnsi="Times New Roman" w:cs="Times New Roman"/>
+          <w:sz w:val="36"/>
+          <w:szCs w:val="36"/>
+        </w:rPr>
+        <w:t>n__r__e</w:t>
+      </w:r>
+      <w:proofErr w:type="spellEnd"/>
+      <w:r>
+        <w:rPr>
+          <w:rFonts w:ascii="Times New Roman" w:hAnsi="Times New Roman" w:cs="Times New Roman"/>
+          <w:sz w:val="36"/>
+          <w:szCs w:val="36"/>
+        </w:rPr>
+        <w:t xml:space="preserve"> cares for sick people.</w:t>
       </w:r>
     </w:p>
     <w:p>
@@ -2440,7 +2463,25 @@
           <w:sz w:val="36"/>
           <w:szCs w:val="36"/>
         </w:rPr>
-        <w:t>A d__n  c __ r dances on the stage.</w:t>
+        <w:t xml:space="preserve">A </w:t>
+      </w:r>
+      <w:proofErr w:type="spellStart"/>
+      <w:r>
+        <w:rPr>
+          <w:rFonts w:ascii="Times New Roman" w:hAnsi="Times New Roman" w:cs="Times New Roman"/>
+          <w:sz w:val="36"/>
+          <w:szCs w:val="36"/>
+        </w:rPr>
+        <w:t>d__n</w:t>
+      </w:r>
+      <w:proofErr w:type="spellEnd"/>
+      <w:r>
+        <w:rPr>
+          <w:rFonts w:ascii="Times New Roman" w:hAnsi="Times New Roman" w:cs="Times New Roman"/>
+          <w:sz w:val="36"/>
+          <w:szCs w:val="36"/>
+        </w:rPr>
+        <w:t xml:space="preserve">  c __ r dances on the stage.</w:t>
       </w:r>
     </w:p>
     <w:p>
@@ -2468,7 +2509,25 @@
           <w:sz w:val="36"/>
           <w:szCs w:val="36"/>
         </w:rPr>
-        <w:t>A b__r b __ r cuts our hair.</w:t>
+        <w:t xml:space="preserve">A </w:t>
+      </w:r>
+      <w:proofErr w:type="spellStart"/>
+      <w:r>
+        <w:rPr>
+          <w:rFonts w:ascii="Times New Roman" w:hAnsi="Times New Roman" w:cs="Times New Roman"/>
+          <w:sz w:val="36"/>
+          <w:szCs w:val="36"/>
+        </w:rPr>
+        <w:t>b__r</w:t>
+      </w:r>
+      <w:proofErr w:type="spellEnd"/>
+      <w:r>
+        <w:rPr>
+          <w:rFonts w:ascii="Times New Roman" w:hAnsi="Times New Roman" w:cs="Times New Roman"/>
+          <w:sz w:val="36"/>
+          <w:szCs w:val="36"/>
+        </w:rPr>
+        <w:t xml:space="preserve"> b __ r cuts our hair.</w:t>
       </w:r>
     </w:p>
     <w:p>
@@ -2669,6 +2728,7 @@
                 <w:szCs w:val="36"/>
               </w:rPr>
             </w:pPr>
+            <w:proofErr w:type="spellStart"/>
             <w:r>
               <w:rPr>
                 <w:rFonts w:ascii="Times New Roman" w:hAnsi="Times New Roman" w:cs="Times New Roman"/>
@@ -2677,6 +2737,7 @@
               </w:rPr>
               <w:t>aple</w:t>
             </w:r>
+            <w:proofErr w:type="spellEnd"/>
           </w:p>
         </w:tc>
         <w:tc>
@@ -2723,6 +2784,7 @@
                 <w:szCs w:val="36"/>
               </w:rPr>
             </w:pPr>
+            <w:proofErr w:type="spellStart"/>
             <w:r>
               <w:rPr>
                 <w:rFonts w:ascii="Times New Roman" w:hAnsi="Times New Roman" w:cs="Times New Roman"/>
@@ -2731,6 +2793,7 @@
               </w:rPr>
               <w:t>aplle</w:t>
             </w:r>
+            <w:proofErr w:type="spellEnd"/>
           </w:p>
         </w:tc>
       </w:tr>
@@ -2809,6 +2872,7 @@
                 <w:szCs w:val="36"/>
               </w:rPr>
             </w:pPr>
+            <w:proofErr w:type="spellStart"/>
             <w:r>
               <w:rPr>
                 <w:rFonts w:ascii="Times New Roman" w:hAnsi="Times New Roman" w:cs="Times New Roman"/>
@@ -2817,6 +2881,7 @@
               </w:rPr>
               <w:t>ornge</w:t>
             </w:r>
+            <w:proofErr w:type="spellEnd"/>
           </w:p>
         </w:tc>
         <w:tc>
@@ -2836,6 +2901,7 @@
                 <w:szCs w:val="36"/>
               </w:rPr>
             </w:pPr>
+            <w:proofErr w:type="spellStart"/>
             <w:r>
               <w:rPr>
                 <w:rFonts w:ascii="Times New Roman" w:hAnsi="Times New Roman" w:cs="Times New Roman"/>
@@ -2844,6 +2910,7 @@
               </w:rPr>
               <w:t>oranje</w:t>
             </w:r>
+            <w:proofErr w:type="spellEnd"/>
           </w:p>
         </w:tc>
       </w:tr>
@@ -2895,6 +2962,7 @@
                 <w:szCs w:val="36"/>
               </w:rPr>
             </w:pPr>
+            <w:proofErr w:type="spellStart"/>
             <w:r>
               <w:rPr>
                 <w:rFonts w:ascii="Times New Roman" w:hAnsi="Times New Roman" w:cs="Times New Roman"/>
@@ -2903,6 +2971,7 @@
               </w:rPr>
               <w:t>blak</w:t>
             </w:r>
+            <w:proofErr w:type="spellEnd"/>
           </w:p>
         </w:tc>
         <w:tc>
@@ -2949,6 +3018,7 @@
                 <w:szCs w:val="36"/>
               </w:rPr>
             </w:pPr>
+            <w:proofErr w:type="spellStart"/>
             <w:r>
               <w:rPr>
                 <w:rFonts w:ascii="Times New Roman" w:hAnsi="Times New Roman" w:cs="Times New Roman"/>
@@ -2957,6 +3027,7 @@
               </w:rPr>
               <w:t>blck</w:t>
             </w:r>
+            <w:proofErr w:type="spellEnd"/>
           </w:p>
         </w:tc>
       </w:tr>
@@ -3008,6 +3079,7 @@
                 <w:szCs w:val="36"/>
               </w:rPr>
             </w:pPr>
+            <w:proofErr w:type="spellStart"/>
             <w:r>
               <w:rPr>
                 <w:rFonts w:ascii="Times New Roman" w:hAnsi="Times New Roman" w:cs="Times New Roman"/>
@@ -3016,6 +3088,7 @@
               </w:rPr>
               <w:t>gote</w:t>
             </w:r>
+            <w:proofErr w:type="spellEnd"/>
           </w:p>
         </w:tc>
         <w:tc>
@@ -3035,6 +3108,7 @@
                 <w:szCs w:val="36"/>
               </w:rPr>
             </w:pPr>
+            <w:proofErr w:type="spellStart"/>
             <w:r>
               <w:rPr>
                 <w:rFonts w:ascii="Times New Roman" w:hAnsi="Times New Roman" w:cs="Times New Roman"/>
@@ -3043,6 +3117,7 @@
               </w:rPr>
               <w:t>goet</w:t>
             </w:r>
+            <w:proofErr w:type="spellEnd"/>
           </w:p>
         </w:tc>
         <w:tc>
@@ -3519,7 +3594,23 @@
           <w:sz w:val="36"/>
           <w:szCs w:val="36"/>
         </w:rPr>
-        <w:t>How many vowel letters are there in english alphabet?</w:t>
+        <w:t xml:space="preserve">How many vowel letters are there in </w:t>
+      </w:r>
+      <w:r>
+        <w:rPr>
+          <w:rFonts w:ascii="Times New Roman" w:hAnsi="Times New Roman" w:cs="Times New Roman"/>
+          <w:sz w:val="36"/>
+          <w:szCs w:val="36"/>
+        </w:rPr>
+        <w:t>English</w:t>
+      </w:r>
+      <w:r>
+        <w:rPr>
+          <w:rFonts w:ascii="Times New Roman" w:hAnsi="Times New Roman" w:cs="Times New Roman"/>
+          <w:sz w:val="36"/>
+          <w:szCs w:val="36"/>
+        </w:rPr>
+        <w:t xml:space="preserve"> alphabet?</w:t>
       </w:r>
     </w:p>
     <w:p>
